--- a/documents/project_structure.docx
+++ b/documents/project_structure.docx
@@ -10,8 +10,6 @@
           <w:sz w:val="28"/>
         </w:rPr>
       </w:pPr>
-      <w:bookmarkStart w:id="0" w:name="_GoBack"/>
-      <w:bookmarkEnd w:id="0"/>
       <w:r>
         <w:rPr>
           <w:sz w:val="28"/>
@@ -305,6 +303,8 @@
         </w:rPr>
         <w:footnoteReference w:id="1"/>
       </w:r>
+      <w:bookmarkStart w:id="0" w:name="_GoBack"/>
+      <w:bookmarkEnd w:id="0"/>
     </w:p>
     <w:bookmarkStart w:id="1" w:name="_Toc114815999"/>
     <w:bookmarkStart w:id="2" w:name="_Toc114823010"/>
@@ -318,7 +318,7 @@
           <w:tab w:val="right" w:leader="dot" w:pos="9061"/>
         </w:tabs>
         <w:rPr>
-          <w:rFonts w:ascii="Calibri" w:hAnsi="Calibri"/>
+          <w:rFonts w:asciiTheme="minorHAnsi" w:eastAsiaTheme="minorEastAsia" w:hAnsiTheme="minorHAnsi" w:cstheme="minorBidi"/>
           <w:bCs w:val="0"/>
           <w:noProof/>
           <w:sz w:val="22"/>
@@ -343,7 +343,7 @@
         </w:rPr>
         <w:fldChar w:fldCharType="separate"/>
       </w:r>
-      <w:hyperlink w:anchor="_Toc413347588" w:history="1">
+      <w:hyperlink w:anchor="_Toc212494701" w:history="1">
         <w:r>
           <w:rPr>
             <w:rStyle w:val="af"/>
@@ -353,7 +353,7 @@
         </w:r>
         <w:r>
           <w:rPr>
-            <w:rFonts w:ascii="Calibri" w:hAnsi="Calibri"/>
+            <w:rFonts w:asciiTheme="minorHAnsi" w:eastAsiaTheme="minorEastAsia" w:hAnsiTheme="minorHAnsi" w:cstheme="minorBidi"/>
             <w:bCs w:val="0"/>
             <w:noProof/>
             <w:sz w:val="22"/>
@@ -387,7 +387,7 @@
             <w:noProof/>
             <w:webHidden/>
           </w:rPr>
-          <w:instrText xml:space="preserve"> PAGEREF _Toc413347588 \h </w:instrText>
+          <w:instrText xml:space="preserve"> PAGEREF _Toc212494701 \h </w:instrText>
         </w:r>
         <w:r>
           <w:rPr>
@@ -426,13 +426,13 @@
           <w:tab w:val="right" w:leader="dot" w:pos="9061"/>
         </w:tabs>
         <w:rPr>
-          <w:rFonts w:ascii="Calibri" w:hAnsi="Calibri"/>
+          <w:rFonts w:asciiTheme="minorHAnsi" w:eastAsiaTheme="minorEastAsia" w:hAnsiTheme="minorHAnsi" w:cstheme="minorBidi"/>
           <w:noProof/>
           <w:sz w:val="22"/>
           <w:szCs w:val="22"/>
         </w:rPr>
       </w:pPr>
-      <w:hyperlink w:anchor="_Toc413347589" w:history="1">
+      <w:hyperlink w:anchor="_Toc212494702" w:history="1">
         <w:r>
           <w:rPr>
             <w:rStyle w:val="af"/>
@@ -442,7 +442,7 @@
         </w:r>
         <w:r>
           <w:rPr>
-            <w:rFonts w:ascii="Calibri" w:hAnsi="Calibri"/>
+            <w:rFonts w:asciiTheme="minorHAnsi" w:eastAsiaTheme="minorEastAsia" w:hAnsiTheme="minorHAnsi" w:cstheme="minorBidi"/>
             <w:noProof/>
             <w:sz w:val="22"/>
             <w:szCs w:val="22"/>
@@ -475,7 +475,7 @@
             <w:noProof/>
             <w:webHidden/>
           </w:rPr>
-          <w:instrText xml:space="preserve"> PAGEREF _Toc413347589 \h </w:instrText>
+          <w:instrText xml:space="preserve"> PAGEREF _Toc212494702 \h </w:instrText>
         </w:r>
         <w:r>
           <w:rPr>
@@ -514,13 +514,13 @@
           <w:tab w:val="right" w:leader="dot" w:pos="9061"/>
         </w:tabs>
         <w:rPr>
-          <w:rFonts w:ascii="Calibri" w:hAnsi="Calibri"/>
+          <w:rFonts w:asciiTheme="minorHAnsi" w:eastAsiaTheme="minorEastAsia" w:hAnsiTheme="minorHAnsi" w:cstheme="minorBidi"/>
           <w:noProof/>
           <w:sz w:val="22"/>
           <w:szCs w:val="22"/>
         </w:rPr>
       </w:pPr>
-      <w:hyperlink w:anchor="_Toc413347590" w:history="1">
+      <w:hyperlink w:anchor="_Toc212494703" w:history="1">
         <w:r>
           <w:rPr>
             <w:rStyle w:val="af"/>
@@ -530,7 +530,7 @@
         </w:r>
         <w:r>
           <w:rPr>
-            <w:rFonts w:ascii="Calibri" w:hAnsi="Calibri"/>
+            <w:rFonts w:asciiTheme="minorHAnsi" w:eastAsiaTheme="minorEastAsia" w:hAnsiTheme="minorHAnsi" w:cstheme="minorBidi"/>
             <w:noProof/>
             <w:sz w:val="22"/>
             <w:szCs w:val="22"/>
@@ -563,7 +563,7 @@
             <w:noProof/>
             <w:webHidden/>
           </w:rPr>
-          <w:instrText xml:space="preserve"> PAGEREF _Toc413347590 \h </w:instrText>
+          <w:instrText xml:space="preserve"> PAGEREF _Toc212494703 \h </w:instrText>
         </w:r>
         <w:r>
           <w:rPr>
@@ -583,7 +583,7 @@
             <w:noProof/>
             <w:webHidden/>
           </w:rPr>
-          <w:t>4</w:t>
+          <w:t>3</w:t>
         </w:r>
         <w:r>
           <w:rPr>
@@ -602,13 +602,13 @@
           <w:tab w:val="right" w:leader="dot" w:pos="9061"/>
         </w:tabs>
         <w:rPr>
-          <w:rFonts w:ascii="Calibri" w:hAnsi="Calibri"/>
+          <w:rFonts w:asciiTheme="minorHAnsi" w:eastAsiaTheme="minorEastAsia" w:hAnsiTheme="minorHAnsi" w:cstheme="minorBidi"/>
           <w:noProof/>
           <w:sz w:val="22"/>
           <w:szCs w:val="22"/>
         </w:rPr>
       </w:pPr>
-      <w:hyperlink w:anchor="_Toc413347591" w:history="1">
+      <w:hyperlink w:anchor="_Toc212494704" w:history="1">
         <w:r>
           <w:rPr>
             <w:rStyle w:val="af"/>
@@ -618,7 +618,7 @@
         </w:r>
         <w:r>
           <w:rPr>
-            <w:rFonts w:ascii="Calibri" w:hAnsi="Calibri"/>
+            <w:rFonts w:asciiTheme="minorHAnsi" w:eastAsiaTheme="minorEastAsia" w:hAnsiTheme="minorHAnsi" w:cstheme="minorBidi"/>
             <w:noProof/>
             <w:sz w:val="22"/>
             <w:szCs w:val="22"/>
@@ -651,7 +651,7 @@
             <w:noProof/>
             <w:webHidden/>
           </w:rPr>
-          <w:instrText xml:space="preserve"> PAGEREF _Toc413347591 \h </w:instrText>
+          <w:instrText xml:space="preserve"> PAGEREF _Toc212494704 \h </w:instrText>
         </w:r>
         <w:r>
           <w:rPr>
@@ -671,7 +671,7 @@
             <w:noProof/>
             <w:webHidden/>
           </w:rPr>
-          <w:t>5</w:t>
+          <w:t>4</w:t>
         </w:r>
         <w:r>
           <w:rPr>
@@ -690,13 +690,13 @@
           <w:tab w:val="right" w:leader="dot" w:pos="9061"/>
         </w:tabs>
         <w:rPr>
-          <w:rFonts w:ascii="Calibri" w:hAnsi="Calibri"/>
+          <w:rFonts w:asciiTheme="minorHAnsi" w:eastAsiaTheme="minorEastAsia" w:hAnsiTheme="minorHAnsi" w:cstheme="minorBidi"/>
           <w:noProof/>
           <w:sz w:val="22"/>
           <w:szCs w:val="22"/>
         </w:rPr>
       </w:pPr>
-      <w:hyperlink w:anchor="_Toc413347592" w:history="1">
+      <w:hyperlink w:anchor="_Toc212494705" w:history="1">
         <w:r>
           <w:rPr>
             <w:rStyle w:val="af"/>
@@ -706,7 +706,7 @@
         </w:r>
         <w:r>
           <w:rPr>
-            <w:rFonts w:ascii="Calibri" w:hAnsi="Calibri"/>
+            <w:rFonts w:asciiTheme="minorHAnsi" w:eastAsiaTheme="minorEastAsia" w:hAnsiTheme="minorHAnsi" w:cstheme="minorBidi"/>
             <w:noProof/>
             <w:sz w:val="22"/>
             <w:szCs w:val="22"/>
@@ -739,7 +739,7 @@
             <w:noProof/>
             <w:webHidden/>
           </w:rPr>
-          <w:instrText xml:space="preserve"> PAGEREF _Toc413347592 \h </w:instrText>
+          <w:instrText xml:space="preserve"> PAGEREF _Toc212494705 \h </w:instrText>
         </w:r>
         <w:r>
           <w:rPr>
@@ -759,7 +759,7 @@
             <w:noProof/>
             <w:webHidden/>
           </w:rPr>
-          <w:t>5</w:t>
+          <w:t>4</w:t>
         </w:r>
         <w:r>
           <w:rPr>
@@ -778,14 +778,14 @@
           <w:tab w:val="right" w:leader="dot" w:pos="9061"/>
         </w:tabs>
         <w:rPr>
-          <w:rFonts w:ascii="Calibri" w:hAnsi="Calibri"/>
+          <w:rFonts w:asciiTheme="minorHAnsi" w:eastAsiaTheme="minorEastAsia" w:hAnsiTheme="minorHAnsi" w:cstheme="minorBidi"/>
           <w:bCs w:val="0"/>
           <w:noProof/>
           <w:sz w:val="22"/>
           <w:szCs w:val="22"/>
         </w:rPr>
       </w:pPr>
-      <w:hyperlink w:anchor="_Toc413347593" w:history="1">
+      <w:hyperlink w:anchor="_Toc212494706" w:history="1">
         <w:r>
           <w:rPr>
             <w:rStyle w:val="af"/>
@@ -795,7 +795,7 @@
         </w:r>
         <w:r>
           <w:rPr>
-            <w:rFonts w:ascii="Calibri" w:hAnsi="Calibri"/>
+            <w:rFonts w:asciiTheme="minorHAnsi" w:eastAsiaTheme="minorEastAsia" w:hAnsiTheme="minorHAnsi" w:cstheme="minorBidi"/>
             <w:bCs w:val="0"/>
             <w:noProof/>
             <w:sz w:val="22"/>
@@ -859,7 +859,7 @@
             <w:noProof/>
             <w:webHidden/>
           </w:rPr>
-          <w:instrText xml:space="preserve"> PAGEREF _Toc413347593 \h </w:instrText>
+          <w:instrText xml:space="preserve"> PAGEREF _Toc212494706 \h </w:instrText>
         </w:r>
         <w:r>
           <w:rPr>
@@ -879,7 +879,7 @@
             <w:noProof/>
             <w:webHidden/>
           </w:rPr>
-          <w:t>5</w:t>
+          <w:t>6</w:t>
         </w:r>
         <w:r>
           <w:rPr>
@@ -898,13 +898,13 @@
           <w:tab w:val="right" w:leader="dot" w:pos="9061"/>
         </w:tabs>
         <w:rPr>
-          <w:rFonts w:ascii="Calibri" w:hAnsi="Calibri"/>
+          <w:rFonts w:asciiTheme="minorHAnsi" w:eastAsiaTheme="minorEastAsia" w:hAnsiTheme="minorHAnsi" w:cstheme="minorBidi"/>
           <w:noProof/>
           <w:sz w:val="22"/>
           <w:szCs w:val="22"/>
         </w:rPr>
       </w:pPr>
-      <w:hyperlink w:anchor="_Toc413347594" w:history="1">
+      <w:hyperlink w:anchor="_Toc212494707" w:history="1">
         <w:r>
           <w:rPr>
             <w:rStyle w:val="af"/>
@@ -915,7 +915,7 @@
         </w:r>
         <w:r>
           <w:rPr>
-            <w:rFonts w:ascii="Calibri" w:hAnsi="Calibri"/>
+            <w:rFonts w:asciiTheme="minorHAnsi" w:eastAsiaTheme="minorEastAsia" w:hAnsiTheme="minorHAnsi" w:cstheme="minorBidi"/>
             <w:noProof/>
             <w:sz w:val="22"/>
             <w:szCs w:val="22"/>
@@ -993,7 +993,7 @@
             <w:noProof/>
             <w:webHidden/>
           </w:rPr>
-          <w:instrText xml:space="preserve"> PAGEREF _Toc413347594 \h </w:instrText>
+          <w:instrText xml:space="preserve"> PAGEREF _Toc212494707 \h </w:instrText>
         </w:r>
         <w:r>
           <w:rPr>
@@ -1032,13 +1032,13 @@
           <w:tab w:val="right" w:leader="dot" w:pos="9061"/>
         </w:tabs>
         <w:rPr>
-          <w:rFonts w:ascii="Calibri" w:hAnsi="Calibri"/>
+          <w:rFonts w:asciiTheme="minorHAnsi" w:eastAsiaTheme="minorEastAsia" w:hAnsiTheme="minorHAnsi" w:cstheme="minorBidi"/>
           <w:noProof/>
           <w:sz w:val="22"/>
           <w:szCs w:val="22"/>
         </w:rPr>
       </w:pPr>
-      <w:hyperlink w:anchor="_Toc413347595" w:history="1">
+      <w:hyperlink w:anchor="_Toc212494708" w:history="1">
         <w:r>
           <w:rPr>
             <w:rStyle w:val="af"/>
@@ -1048,7 +1048,7 @@
         </w:r>
         <w:r>
           <w:rPr>
-            <w:rFonts w:ascii="Calibri" w:hAnsi="Calibri"/>
+            <w:rFonts w:asciiTheme="minorHAnsi" w:eastAsiaTheme="minorEastAsia" w:hAnsiTheme="minorHAnsi" w:cstheme="minorBidi"/>
             <w:noProof/>
             <w:sz w:val="22"/>
             <w:szCs w:val="22"/>
@@ -1081,7 +1081,7 @@
             <w:noProof/>
             <w:webHidden/>
           </w:rPr>
-          <w:instrText xml:space="preserve"> PAGEREF _Toc413347595 \h </w:instrText>
+          <w:instrText xml:space="preserve"> PAGEREF _Toc212494708 \h </w:instrText>
         </w:r>
         <w:r>
           <w:rPr>
@@ -1120,14 +1120,14 @@
           <w:tab w:val="right" w:leader="dot" w:pos="9061"/>
         </w:tabs>
         <w:rPr>
-          <w:rFonts w:ascii="Calibri" w:hAnsi="Calibri"/>
+          <w:rFonts w:asciiTheme="minorHAnsi" w:eastAsiaTheme="minorEastAsia" w:hAnsiTheme="minorHAnsi" w:cstheme="minorBidi"/>
           <w:bCs w:val="0"/>
           <w:noProof/>
           <w:sz w:val="22"/>
           <w:szCs w:val="22"/>
         </w:rPr>
       </w:pPr>
-      <w:hyperlink w:anchor="_Toc413347596" w:history="1">
+      <w:hyperlink w:anchor="_Toc212494709" w:history="1">
         <w:r>
           <w:rPr>
             <w:rStyle w:val="af"/>
@@ -1137,7 +1137,7 @@
         </w:r>
         <w:r>
           <w:rPr>
-            <w:rFonts w:ascii="Calibri" w:hAnsi="Calibri"/>
+            <w:rFonts w:asciiTheme="minorHAnsi" w:eastAsiaTheme="minorEastAsia" w:hAnsiTheme="minorHAnsi" w:cstheme="minorBidi"/>
             <w:bCs w:val="0"/>
             <w:noProof/>
             <w:sz w:val="22"/>
@@ -1171,7 +1171,7 @@
             <w:noProof/>
             <w:webHidden/>
           </w:rPr>
-          <w:instrText xml:space="preserve"> PAGEREF _Toc413347596 \h </w:instrText>
+          <w:instrText xml:space="preserve"> PAGEREF _Toc212494709 \h </w:instrText>
         </w:r>
         <w:r>
           <w:rPr>
@@ -1191,7 +1191,7 @@
             <w:noProof/>
             <w:webHidden/>
           </w:rPr>
-          <w:t>6</w:t>
+          <w:t>8</w:t>
         </w:r>
         <w:r>
           <w:rPr>
@@ -1210,13 +1210,13 @@
           <w:tab w:val="right" w:leader="dot" w:pos="9061"/>
         </w:tabs>
         <w:rPr>
-          <w:rFonts w:ascii="Calibri" w:hAnsi="Calibri"/>
+          <w:rFonts w:asciiTheme="minorHAnsi" w:eastAsiaTheme="minorEastAsia" w:hAnsiTheme="minorHAnsi" w:cstheme="minorBidi"/>
           <w:noProof/>
           <w:sz w:val="22"/>
           <w:szCs w:val="22"/>
         </w:rPr>
       </w:pPr>
-      <w:hyperlink w:anchor="_Toc413347597" w:history="1">
+      <w:hyperlink w:anchor="_Toc212494710" w:history="1">
         <w:r>
           <w:rPr>
             <w:rStyle w:val="af"/>
@@ -1226,7 +1226,7 @@
         </w:r>
         <w:r>
           <w:rPr>
-            <w:rFonts w:ascii="Calibri" w:hAnsi="Calibri"/>
+            <w:rFonts w:asciiTheme="minorHAnsi" w:eastAsiaTheme="minorEastAsia" w:hAnsiTheme="minorHAnsi" w:cstheme="minorBidi"/>
             <w:noProof/>
             <w:sz w:val="22"/>
             <w:szCs w:val="22"/>
@@ -1259,7 +1259,7 @@
             <w:noProof/>
             <w:webHidden/>
           </w:rPr>
-          <w:instrText xml:space="preserve"> PAGEREF _Toc413347597 \h </w:instrText>
+          <w:instrText xml:space="preserve"> PAGEREF _Toc212494710 \h </w:instrText>
         </w:r>
         <w:r>
           <w:rPr>
@@ -1279,7 +1279,7 @@
             <w:noProof/>
             <w:webHidden/>
           </w:rPr>
-          <w:t>6</w:t>
+          <w:t>8</w:t>
         </w:r>
         <w:r>
           <w:rPr>
@@ -1298,23 +1298,24 @@
           <w:tab w:val="right" w:leader="dot" w:pos="9061"/>
         </w:tabs>
         <w:rPr>
-          <w:rFonts w:ascii="Calibri" w:hAnsi="Calibri"/>
+          <w:rFonts w:asciiTheme="minorHAnsi" w:eastAsiaTheme="minorEastAsia" w:hAnsiTheme="minorHAnsi" w:cstheme="minorBidi"/>
           <w:noProof/>
           <w:sz w:val="22"/>
           <w:szCs w:val="22"/>
         </w:rPr>
       </w:pPr>
-      <w:hyperlink w:anchor="_Toc413347598" w:history="1">
+      <w:hyperlink w:anchor="_Toc212494711" w:history="1">
         <w:r>
           <w:rPr>
             <w:rStyle w:val="af"/>
             <w:noProof/>
+            <w:lang w:val="en-US"/>
           </w:rPr>
           <w:t>3.2.</w:t>
         </w:r>
         <w:r>
           <w:rPr>
-            <w:rFonts w:ascii="Calibri" w:hAnsi="Calibri"/>
+            <w:rFonts w:asciiTheme="minorHAnsi" w:eastAsiaTheme="minorEastAsia" w:hAnsiTheme="minorHAnsi" w:cstheme="minorBidi"/>
             <w:noProof/>
             <w:sz w:val="22"/>
             <w:szCs w:val="22"/>
@@ -1326,7 +1327,22 @@
             <w:rStyle w:val="af"/>
             <w:noProof/>
           </w:rPr>
-          <w:t>Управление изменениями</w:t>
+          <w:t>Управление</w:t>
+        </w:r>
+        <w:r>
+          <w:rPr>
+            <w:rStyle w:val="af"/>
+            <w:noProof/>
+            <w:lang w:val="en-US"/>
+          </w:rPr>
+          <w:t xml:space="preserve"> </w:t>
+        </w:r>
+        <w:r>
+          <w:rPr>
+            <w:rStyle w:val="af"/>
+            <w:noProof/>
+          </w:rPr>
+          <w:t>внедрениями</w:t>
         </w:r>
         <w:r>
           <w:rPr>
@@ -1347,7 +1363,7 @@
             <w:noProof/>
             <w:webHidden/>
           </w:rPr>
-          <w:instrText xml:space="preserve"> PAGEREF _Toc413347598 \h </w:instrText>
+          <w:instrText xml:space="preserve"> PAGEREF _Toc212494711 \h </w:instrText>
         </w:r>
         <w:r>
           <w:rPr>
@@ -1367,7 +1383,7 @@
             <w:noProof/>
             <w:webHidden/>
           </w:rPr>
-          <w:t>7</w:t>
+          <w:t>8</w:t>
         </w:r>
         <w:r>
           <w:rPr>
@@ -1386,13 +1402,13 @@
           <w:tab w:val="right" w:leader="dot" w:pos="9061"/>
         </w:tabs>
         <w:rPr>
-          <w:rFonts w:ascii="Calibri" w:hAnsi="Calibri"/>
+          <w:rFonts w:asciiTheme="minorHAnsi" w:eastAsiaTheme="minorEastAsia" w:hAnsiTheme="minorHAnsi" w:cstheme="minorBidi"/>
           <w:noProof/>
           <w:sz w:val="22"/>
           <w:szCs w:val="22"/>
         </w:rPr>
       </w:pPr>
-      <w:hyperlink w:anchor="_Toc413347599" w:history="1">
+      <w:hyperlink w:anchor="_Toc212494712" w:history="1">
         <w:r>
           <w:rPr>
             <w:rStyle w:val="af"/>
@@ -1403,7 +1419,7 @@
         </w:r>
         <w:r>
           <w:rPr>
-            <w:rFonts w:ascii="Calibri" w:hAnsi="Calibri"/>
+            <w:rFonts w:asciiTheme="minorHAnsi" w:eastAsiaTheme="minorEastAsia" w:hAnsiTheme="minorHAnsi" w:cstheme="minorBidi"/>
             <w:noProof/>
             <w:sz w:val="22"/>
             <w:szCs w:val="22"/>
@@ -1415,7 +1431,7 @@
             <w:rStyle w:val="af"/>
             <w:noProof/>
           </w:rPr>
-          <w:t>Управление</w:t>
+          <w:t>Достижение качества</w:t>
         </w:r>
         <w:r>
           <w:rPr>
@@ -1430,7 +1446,7 @@
             <w:rStyle w:val="af"/>
             <w:noProof/>
           </w:rPr>
-          <w:t>внедрениями</w:t>
+          <w:t>проекта</w:t>
         </w:r>
         <w:r>
           <w:rPr>
@@ -1451,7 +1467,7 @@
             <w:noProof/>
             <w:webHidden/>
           </w:rPr>
-          <w:instrText xml:space="preserve"> PAGEREF _Toc413347599 \h </w:instrText>
+          <w:instrText xml:space="preserve"> PAGEREF _Toc212494712 \h </w:instrText>
         </w:r>
         <w:r>
           <w:rPr>
@@ -1471,7 +1487,7 @@
             <w:noProof/>
             <w:webHidden/>
           </w:rPr>
-          <w:t>7</w:t>
+          <w:t>9</w:t>
         </w:r>
         <w:r>
           <w:rPr>
@@ -1490,24 +1506,23 @@
           <w:tab w:val="right" w:leader="dot" w:pos="9061"/>
         </w:tabs>
         <w:rPr>
-          <w:rFonts w:ascii="Calibri" w:hAnsi="Calibri"/>
+          <w:rFonts w:asciiTheme="minorHAnsi" w:eastAsiaTheme="minorEastAsia" w:hAnsiTheme="minorHAnsi" w:cstheme="minorBidi"/>
           <w:noProof/>
           <w:sz w:val="22"/>
           <w:szCs w:val="22"/>
         </w:rPr>
       </w:pPr>
-      <w:hyperlink w:anchor="_Toc413347600" w:history="1">
+      <w:hyperlink w:anchor="_Toc212494713" w:history="1">
         <w:r>
           <w:rPr>
             <w:rStyle w:val="af"/>
             <w:noProof/>
-            <w:lang w:val="en-US"/>
           </w:rPr>
           <w:t>3.4.</w:t>
         </w:r>
         <w:r>
           <w:rPr>
-            <w:rFonts w:ascii="Calibri" w:hAnsi="Calibri"/>
+            <w:rFonts w:asciiTheme="minorHAnsi" w:eastAsiaTheme="minorEastAsia" w:hAnsiTheme="minorHAnsi" w:cstheme="minorBidi"/>
             <w:noProof/>
             <w:sz w:val="22"/>
             <w:szCs w:val="22"/>
@@ -1519,22 +1534,7 @@
             <w:rStyle w:val="af"/>
             <w:noProof/>
           </w:rPr>
-          <w:t>Достижение качества</w:t>
-        </w:r>
-        <w:r>
-          <w:rPr>
-            <w:rStyle w:val="af"/>
-            <w:noProof/>
-            <w:lang w:val="en-US"/>
-          </w:rPr>
-          <w:t xml:space="preserve"> </w:t>
-        </w:r>
-        <w:r>
-          <w:rPr>
-            <w:rStyle w:val="af"/>
-            <w:noProof/>
-          </w:rPr>
-          <w:t>проекта</w:t>
+          <w:t>Рабочая среда проекта</w:t>
         </w:r>
         <w:r>
           <w:rPr>
@@ -1555,7 +1555,7 @@
             <w:noProof/>
             <w:webHidden/>
           </w:rPr>
-          <w:instrText xml:space="preserve"> PAGEREF _Toc413347600 \h </w:instrText>
+          <w:instrText xml:space="preserve"> PAGEREF _Toc212494713 \h </w:instrText>
         </w:r>
         <w:r>
           <w:rPr>
@@ -1575,7 +1575,7 @@
             <w:noProof/>
             <w:webHidden/>
           </w:rPr>
-          <w:t>7</w:t>
+          <w:t>9</w:t>
         </w:r>
         <w:r>
           <w:rPr>
@@ -1588,94 +1588,6 @@
     </w:p>
     <w:p>
       <w:pPr>
-        <w:pStyle w:val="20"/>
-        <w:tabs>
-          <w:tab w:val="left" w:pos="960"/>
-          <w:tab w:val="right" w:leader="dot" w:pos="9061"/>
-        </w:tabs>
-        <w:rPr>
-          <w:rFonts w:ascii="Calibri" w:hAnsi="Calibri"/>
-          <w:noProof/>
-          <w:sz w:val="22"/>
-          <w:szCs w:val="22"/>
-        </w:rPr>
-      </w:pPr>
-      <w:hyperlink w:anchor="_Toc413347601" w:history="1">
-        <w:r>
-          <w:rPr>
-            <w:rStyle w:val="af"/>
-            <w:noProof/>
-          </w:rPr>
-          <w:t>3.5.</w:t>
-        </w:r>
-        <w:r>
-          <w:rPr>
-            <w:rFonts w:ascii="Calibri" w:hAnsi="Calibri"/>
-            <w:noProof/>
-            <w:sz w:val="22"/>
-            <w:szCs w:val="22"/>
-          </w:rPr>
-          <w:tab/>
-        </w:r>
-        <w:r>
-          <w:rPr>
-            <w:rStyle w:val="af"/>
-            <w:noProof/>
-          </w:rPr>
-          <w:t>Рабочая среда проекта</w:t>
-        </w:r>
-        <w:r>
-          <w:rPr>
-            <w:noProof/>
-            <w:webHidden/>
-          </w:rPr>
-          <w:tab/>
-        </w:r>
-        <w:r>
-          <w:rPr>
-            <w:noProof/>
-            <w:webHidden/>
-          </w:rPr>
-          <w:fldChar w:fldCharType="begin"/>
-        </w:r>
-        <w:r>
-          <w:rPr>
-            <w:noProof/>
-            <w:webHidden/>
-          </w:rPr>
-          <w:instrText xml:space="preserve"> PAGEREF _Toc413347601 \h </w:instrText>
-        </w:r>
-        <w:r>
-          <w:rPr>
-            <w:noProof/>
-            <w:webHidden/>
-          </w:rPr>
-        </w:r>
-        <w:r>
-          <w:rPr>
-            <w:noProof/>
-            <w:webHidden/>
-          </w:rPr>
-          <w:fldChar w:fldCharType="separate"/>
-        </w:r>
-        <w:r>
-          <w:rPr>
-            <w:noProof/>
-            <w:webHidden/>
-          </w:rPr>
-          <w:t>7</w:t>
-        </w:r>
-        <w:r>
-          <w:rPr>
-            <w:noProof/>
-            <w:webHidden/>
-          </w:rPr>
-          <w:fldChar w:fldCharType="end"/>
-        </w:r>
-      </w:hyperlink>
-    </w:p>
-    <w:p>
-      <w:pPr>
         <w:rPr>
           <w:sz w:val="36"/>
         </w:rPr>
@@ -1736,192 +1648,37 @@
         </w:rPr>
       </w:pPr>
     </w:p>
+    <w:p>
+      <w:pPr>
+        <w:rPr>
+          <w:sz w:val="36"/>
+        </w:rPr>
+      </w:pPr>
+    </w:p>
+    <w:p>
+      <w:pPr>
+        <w:rPr>
+          <w:sz w:val="36"/>
+        </w:rPr>
+      </w:pPr>
+    </w:p>
     <w:p/>
     <w:p>
       <w:pPr>
         <w:pStyle w:val="1"/>
       </w:pPr>
-      <w:bookmarkStart w:id="5" w:name="_Toc413347588"/>
-      <w:r>
+      <w:bookmarkStart w:id="5" w:name="_Toc212494701"/>
+      <w:r>
+        <w:lastRenderedPageBreak/>
         <w:t>Рамки проекта</w:t>
       </w:r>
       <w:bookmarkEnd w:id="5"/>
     </w:p>
     <w:p>
       <w:pPr>
-        <w:rPr>
-          <w:color w:val="0000FF"/>
-        </w:rPr>
-      </w:pPr>
-      <w:r>
-        <w:rPr>
-          <w:rStyle w:val="aa"/>
-          <w:color w:val="0000FF"/>
-        </w:rPr>
-        <w:t>Рамки</w:t>
-      </w:r>
-      <w:r>
-        <w:rPr>
-          <w:color w:val="0000FF"/>
-        </w:rPr>
-        <w:t xml:space="preserve"> (</w:t>
-      </w:r>
-      <w:r>
-        <w:rPr>
-          <w:rStyle w:val="aa"/>
-          <w:color w:val="0000FF"/>
-        </w:rPr>
-        <w:t>scope</w:t>
-      </w:r>
-      <w:r>
-        <w:rPr>
-          <w:color w:val="0000FF"/>
-        </w:rPr>
-        <w:t xml:space="preserve">) определяют пространство параметров, в котором будет создаваться решение, детализируя </w:t>
-      </w:r>
-      <w:r>
-        <w:rPr>
-          <w:rStyle w:val="aa"/>
-          <w:color w:val="0000FF"/>
-        </w:rPr>
-        <w:t>функциональность</w:t>
-      </w:r>
-      <w:r>
-        <w:rPr>
-          <w:color w:val="0000FF"/>
-        </w:rPr>
-        <w:t xml:space="preserve">, определяя, что останется </w:t>
-      </w:r>
-      <w:r>
-        <w:rPr>
-          <w:rStyle w:val="aa"/>
-          <w:color w:val="0000FF"/>
-        </w:rPr>
-        <w:t>за рамками</w:t>
-      </w:r>
-      <w:r>
-        <w:rPr>
-          <w:color w:val="0000FF"/>
-        </w:rPr>
-        <w:t xml:space="preserve"> </w:t>
-      </w:r>
-      <w:r>
-        <w:rPr>
-          <w:color w:val="0000FF"/>
-        </w:rPr>
-        <w:lastRenderedPageBreak/>
-        <w:t>решения и указывая критерии, по которым заинтересованные лица будут судить о готовности решения. Рамки создаются на основе единого видения, являются результатом компромисса между сформулированными целями и условиями реальности и отражают приоритезацию заказчиком имеющихся требований к создаваемому решению. Частью процесса определения рамок проекта является вынесение менее важной функциональности из текущего проекта в планы на будущее.</w:t>
-      </w:r>
-    </w:p>
-    <w:p>
-      <w:pPr>
-        <w:rPr>
-          <w:color w:val="0000FF"/>
-        </w:rPr>
-      </w:pPr>
-      <w:r>
-        <w:rPr>
-          <w:rStyle w:val="aa"/>
-          <w:color w:val="0000FF"/>
-        </w:rPr>
-        <w:t>Рамки проекта</w:t>
-      </w:r>
-      <w:r>
-        <w:rPr>
-          <w:i/>
-          <w:color w:val="0000FF"/>
-        </w:rPr>
-        <w:t xml:space="preserve"> (</w:t>
-      </w:r>
-      <w:r>
-        <w:rPr>
-          <w:rStyle w:val="aa"/>
-          <w:color w:val="0000FF"/>
-        </w:rPr>
-        <w:t>project scope</w:t>
-      </w:r>
-      <w:r>
-        <w:rPr>
-          <w:i/>
-          <w:color w:val="0000FF"/>
-        </w:rPr>
-        <w:t>)</w:t>
-      </w:r>
-      <w:r>
-        <w:rPr>
-          <w:color w:val="0000FF"/>
-        </w:rPr>
-        <w:t xml:space="preserve"> определяют объем работ, который должен быть выполнен проектной группой для поставки заказчику каждого из элементов, определенного рамками решения.</w:t>
-      </w:r>
-    </w:p>
-    <w:p>
-      <w:pPr>
-        <w:rPr>
-          <w:color w:val="0000FF"/>
-        </w:rPr>
-      </w:pPr>
-      <w:r>
-        <w:rPr>
-          <w:color w:val="0000FF"/>
-        </w:rPr>
-        <w:t xml:space="preserve">Управление рамками проекта критично для его успеха. </w:t>
-      </w:r>
-      <w:r>
-        <w:rPr>
-          <w:color w:val="0000FF"/>
-        </w:rPr>
-        <w:t>Необходимо</w:t>
-      </w:r>
-      <w:r>
-        <w:rPr>
-          <w:color w:val="0000FF"/>
-        </w:rPr>
-        <w:t xml:space="preserve"> определ</w:t>
-      </w:r>
-      <w:r>
-        <w:rPr>
-          <w:color w:val="0000FF"/>
-        </w:rPr>
-        <w:t>и</w:t>
-      </w:r>
-      <w:r>
-        <w:rPr>
-          <w:color w:val="0000FF"/>
-        </w:rPr>
-        <w:t xml:space="preserve">ть и фиксировать рамки решения и проекта, используя </w:t>
-      </w:r>
-      <w:r>
-        <w:rPr>
-          <w:rStyle w:val="aa"/>
-          <w:color w:val="0000FF"/>
-        </w:rPr>
-        <w:t>треугольник компромиссов</w:t>
-      </w:r>
-      <w:r>
-        <w:rPr>
-          <w:color w:val="0000FF"/>
-        </w:rPr>
-        <w:t xml:space="preserve"> и </w:t>
-      </w:r>
-      <w:r>
-        <w:rPr>
-          <w:rStyle w:val="aa"/>
-          <w:color w:val="0000FF"/>
-        </w:rPr>
-        <w:t>матрицу компромиссов проекта</w:t>
-      </w:r>
-      <w:r>
-        <w:rPr>
-          <w:color w:val="0000FF"/>
-        </w:rPr>
-        <w:t>.</w:t>
-      </w:r>
-    </w:p>
-    <w:p>
-      <w:pPr>
         <w:pStyle w:val="2"/>
       </w:pPr>
-      <w:bookmarkStart w:id="6" w:name="_Toc413347589"/>
+      <w:bookmarkStart w:id="6" w:name="_Toc212494702"/>
       <w:r>
         <w:t>Матрица</w:t>
       </w:r>
@@ -1929,374 +1686,6 @@
         <w:t xml:space="preserve"> компромиссов проекта</w:t>
       </w:r>
       <w:bookmarkEnd w:id="6"/>
-    </w:p>
-    <w:p>
-      <w:pPr>
-        <w:rPr>
-          <w:color w:val="0000FF"/>
-        </w:rPr>
-      </w:pPr>
-      <w:r>
-        <w:rPr>
-          <w:color w:val="0000FF"/>
-        </w:rPr>
-        <w:t xml:space="preserve">Хорошо известна взаимозависимость между ресурсами проекта (людскими и финансовыми), его календарным графиком (временем) и реализуемыми возможностями (рамками). Эти три переменные образуют </w:t>
-      </w:r>
-      <w:r>
-        <w:rPr>
-          <w:rStyle w:val="aa"/>
-          <w:color w:val="0000FF"/>
-        </w:rPr>
-        <w:t>треугольник</w:t>
-      </w:r>
-      <w:r>
-        <w:rPr>
-          <w:rStyle w:val="aa"/>
-          <w:color w:val="0000FF"/>
-        </w:rPr>
-        <w:t xml:space="preserve"> компромисов</w:t>
-      </w:r>
-      <w:r>
-        <w:rPr>
-          <w:rStyle w:val="aa"/>
-          <w:color w:val="0000FF"/>
-        </w:rPr>
-        <w:t xml:space="preserve"> </w:t>
-      </w:r>
-      <w:r>
-        <w:rPr>
-          <w:color w:val="0000FF"/>
-        </w:rPr>
-        <w:t>(</w:t>
-      </w:r>
-      <w:r>
-        <w:rPr>
-          <w:rStyle w:val="aa"/>
-          <w:color w:val="0000FF"/>
-        </w:rPr>
-        <w:t xml:space="preserve">tradeoff </w:t>
-      </w:r>
-      <w:r>
-        <w:rPr>
-          <w:rStyle w:val="aa"/>
-          <w:color w:val="0000FF"/>
-          <w:lang w:val="en-US"/>
-        </w:rPr>
-        <w:t>triangle</w:t>
-      </w:r>
-      <w:r>
-        <w:rPr>
-          <w:color w:val="0000FF"/>
-        </w:rPr>
-        <w:t>)</w:t>
-      </w:r>
-      <w:r>
-        <w:rPr>
-          <w:color w:val="0000FF"/>
-        </w:rPr>
-        <w:t>, показанный на рис. 1.</w:t>
-      </w:r>
-    </w:p>
-    <w:p>
-      <w:pPr>
-        <w:rPr>
-          <w:color w:val="0000FF"/>
-        </w:rPr>
-      </w:pPr>
-      <w:r>
-        <w:rPr>
-          <w:color w:val="0000FF"/>
-        </w:rPr>
-        <w:t xml:space="preserve">После достижения равновесия в этом треугольнике изменение на любой из его сторон для поддержания баланса требует модификаций на другой (двух других) сторонах и/или на изначально измененной стороне. </w:t>
-      </w:r>
-    </w:p>
-    <w:p>
-      <w:pPr>
-        <w:pStyle w:val="af5"/>
-        <w:jc w:val="center"/>
-        <w:rPr>
-          <w:color w:val="0000FF"/>
-        </w:rPr>
-      </w:pPr>
-      <w:r>
-        <w:rPr>
-          <w:noProof/>
-          <w:color w:val="0000FF"/>
-          <w:lang w:val="ru-RU"/>
-        </w:rPr>
-        <w:drawing>
-          <wp:inline distT="0" distB="0" distL="0" distR="0">
-            <wp:extent cx="2628900" cy="2000250"/>
-            <wp:effectExtent l="0" t="0" r="0" b="0"/>
-            <wp:docPr id="2" name="Рисунок 2"/>
-            <wp:cNvGraphicFramePr>
-              <a:graphicFrameLocks xmlns:a="http://schemas.openxmlformats.org/drawingml/2006/main" noChangeAspect="1"/>
-            </wp:cNvGraphicFramePr>
-            <a:graphic xmlns:a="http://schemas.openxmlformats.org/drawingml/2006/main">
-              <a:graphicData uri="http://schemas.openxmlformats.org/drawingml/2006/picture">
-                <pic:pic xmlns:pic="http://schemas.openxmlformats.org/drawingml/2006/picture">
-                  <pic:nvPicPr>
-                    <pic:cNvPr id="0" name="Picture 2"/>
-                    <pic:cNvPicPr>
-                      <a:picLocks noChangeAspect="1" noChangeArrowheads="1"/>
-                    </pic:cNvPicPr>
-                  </pic:nvPicPr>
-                  <pic:blipFill>
-                    <a:blip r:embed="rId7">
-                      <a:extLst>
-                        <a:ext uri="{28A0092B-C50C-407E-A947-70E740481C1C}">
-                          <a14:useLocalDpi xmlns:a14="http://schemas.microsoft.com/office/drawing/2010/main" val="0"/>
-                        </a:ext>
-                      </a:extLst>
-                    </a:blip>
-                    <a:srcRect/>
-                    <a:stretch>
-                      <a:fillRect/>
-                    </a:stretch>
-                  </pic:blipFill>
-                  <pic:spPr bwMode="auto">
-                    <a:xfrm>
-                      <a:off x="0" y="0"/>
-                      <a:ext cx="2628900" cy="2000250"/>
-                    </a:xfrm>
-                    <a:prstGeom prst="rect">
-                      <a:avLst/>
-                    </a:prstGeom>
-                    <a:noFill/>
-                    <a:ln>
-                      <a:noFill/>
-                    </a:ln>
-                  </pic:spPr>
-                </pic:pic>
-              </a:graphicData>
-            </a:graphic>
-          </wp:inline>
-        </w:drawing>
-      </w:r>
-    </w:p>
-    <w:p>
-      <w:pPr>
-        <w:pStyle w:val="a"/>
-        <w:jc w:val="center"/>
-        <w:rPr>
-          <w:color w:val="0000FF"/>
-          <w:lang w:val="ru-RU"/>
-        </w:rPr>
-      </w:pPr>
-      <w:r>
-        <w:rPr>
-          <w:color w:val="0000FF"/>
-          <w:lang w:val="ru-RU"/>
-        </w:rPr>
-        <w:t>Треугольник компромиссов</w:t>
-      </w:r>
-      <w:r>
-        <w:rPr>
-          <w:rStyle w:val="ad"/>
-          <w:color w:val="0000FF"/>
-          <w:lang w:val="ru-RU"/>
-        </w:rPr>
-        <w:footnoteReference w:customMarkFollows="1" w:id="2"/>
-        <w:t>*</w:t>
-      </w:r>
-    </w:p>
-    <w:p>
-      <w:pPr>
-        <w:rPr>
-          <w:color w:val="0000FF"/>
-        </w:rPr>
-      </w:pPr>
-      <w:r>
-        <w:rPr>
-          <w:color w:val="0000FF"/>
-        </w:rPr>
-        <w:t>Нахождение верного баланса между ресурсами, временем разработки и возможностями – ключевой момент в построении решения, должным образом отвечающего нуждам заказчика.</w:t>
-      </w:r>
-    </w:p>
-    <w:p>
-      <w:pPr>
-        <w:pStyle w:val="af5"/>
-        <w:jc w:val="center"/>
-        <w:rPr>
-          <w:color w:val="0000FF"/>
-        </w:rPr>
-      </w:pPr>
-      <w:r>
-        <w:rPr>
-          <w:noProof/>
-          <w:color w:val="0000FF"/>
-          <w:lang w:val="ru-RU"/>
-        </w:rPr>
-        <w:lastRenderedPageBreak/>
-        <w:drawing>
-          <wp:inline distT="0" distB="0" distL="0" distR="0">
-            <wp:extent cx="3771900" cy="2971800"/>
-            <wp:effectExtent l="0" t="0" r="0" b="0"/>
-            <wp:docPr id="1" name="Рисунок 1"/>
-            <wp:cNvGraphicFramePr>
-              <a:graphicFrameLocks xmlns:a="http://schemas.openxmlformats.org/drawingml/2006/main" noChangeAspect="1"/>
-            </wp:cNvGraphicFramePr>
-            <a:graphic xmlns:a="http://schemas.openxmlformats.org/drawingml/2006/main">
-              <a:graphicData uri="http://schemas.openxmlformats.org/drawingml/2006/picture">
-                <pic:pic xmlns:pic="http://schemas.openxmlformats.org/drawingml/2006/picture">
-                  <pic:nvPicPr>
-                    <pic:cNvPr id="0" name="Picture 1"/>
-                    <pic:cNvPicPr>
-                      <a:picLocks noChangeAspect="1" noChangeArrowheads="1"/>
-                    </pic:cNvPicPr>
-                  </pic:nvPicPr>
-                  <pic:blipFill>
-                    <a:blip r:embed="rId8">
-                      <a:extLst>
-                        <a:ext uri="{28A0092B-C50C-407E-A947-70E740481C1C}">
-                          <a14:useLocalDpi xmlns:a14="http://schemas.microsoft.com/office/drawing/2010/main" val="0"/>
-                        </a:ext>
-                      </a:extLst>
-                    </a:blip>
-                    <a:srcRect/>
-                    <a:stretch>
-                      <a:fillRect/>
-                    </a:stretch>
-                  </pic:blipFill>
-                  <pic:spPr bwMode="auto">
-                    <a:xfrm>
-                      <a:off x="0" y="0"/>
-                      <a:ext cx="3771900" cy="2971800"/>
-                    </a:xfrm>
-                    <a:prstGeom prst="rect">
-                      <a:avLst/>
-                    </a:prstGeom>
-                    <a:noFill/>
-                    <a:ln>
-                      <a:noFill/>
-                    </a:ln>
-                  </pic:spPr>
-                </pic:pic>
-              </a:graphicData>
-            </a:graphic>
-          </wp:inline>
-        </w:drawing>
-      </w:r>
-    </w:p>
-    <w:p>
-      <w:pPr>
-        <w:pStyle w:val="a"/>
-        <w:jc w:val="center"/>
-        <w:rPr>
-          <w:color w:val="0000FF"/>
-          <w:lang w:val="ru-RU"/>
-        </w:rPr>
-      </w:pPr>
-      <w:r>
-        <w:rPr>
-          <w:color w:val="0000FF"/>
-          <w:lang w:val="ru-RU"/>
-        </w:rPr>
-        <w:t>Матрица компромиссов</w:t>
-      </w:r>
-      <w:r>
-        <w:rPr>
-          <w:color w:val="0000FF"/>
-          <w:vertAlign w:val="superscript"/>
-          <w:lang w:val="ru-RU"/>
-        </w:rPr>
-        <w:t>*</w:t>
-      </w:r>
-    </w:p>
-    <w:p>
-      <w:pPr>
-        <w:rPr>
-          <w:color w:val="0000FF"/>
-        </w:rPr>
-      </w:pPr>
-      <w:r>
-        <w:rPr>
-          <w:color w:val="0000FF"/>
-        </w:rPr>
-        <w:t xml:space="preserve">Другое весьма полезное средство для управления проектными компромиссами – </w:t>
-      </w:r>
-      <w:r>
-        <w:rPr>
-          <w:rStyle w:val="aa"/>
-          <w:color w:val="0000FF"/>
-        </w:rPr>
-        <w:t>матрица компромиссов проекта</w:t>
-      </w:r>
-      <w:r>
-        <w:rPr>
-          <w:color w:val="0000FF"/>
-        </w:rPr>
-        <w:t xml:space="preserve"> (</w:t>
-      </w:r>
-      <w:r>
-        <w:rPr>
-          <w:rStyle w:val="aa"/>
-          <w:color w:val="0000FF"/>
-        </w:rPr>
-        <w:t>project tradeoff matrix</w:t>
-      </w:r>
-      <w:r>
-        <w:rPr>
-          <w:color w:val="0000FF"/>
-        </w:rPr>
-        <w:t>), показанная на</w:t>
-      </w:r>
-      <w:r>
-        <w:rPr>
-          <w:color w:val="0000FF"/>
-        </w:rPr>
-        <w:br/>
-        <w:t>рис. 2. Она отражает достигнутое на ранних этапах проекта соглашение между проектной группой и заказчиком о выборе приоритетов в возможных в будущем компромиссных решениях. В определенных случаях из этой приоритезации могут делаться исключения, но в целом следование ей облегчает достижение соглашений по спорным вопросам.</w:t>
-      </w:r>
-    </w:p>
-    <w:p>
-      <w:pPr>
-        <w:rPr>
-          <w:color w:val="0000FF"/>
-        </w:rPr>
-      </w:pPr>
-      <w:r>
-        <w:rPr>
-          <w:color w:val="0000FF"/>
-        </w:rPr>
-        <w:t>Рис. 2 показывает матрицу компромиссов проекта, используемую обычно проектными группами Майкрософт. Она помогает обозначить проектное ограничение, воздействие на которое практически невозможно (колонка “Фиксируется”), фактор, являющийся в проекте приоритетным (колонка “Согласовывается”), и третий параметр, значение которого должно быть принято в соответствии с установленными значениями первых двух величин (колонка “Принимается”).</w:t>
-      </w:r>
-    </w:p>
-    <w:p>
-      <w:pPr>
-        <w:rPr>
-          <w:color w:val="0000FF"/>
-        </w:rPr>
-      </w:pPr>
-      <w:r>
-        <w:rPr>
-          <w:color w:val="0000FF"/>
-        </w:rPr>
-        <w:t>Принципиально важно наличие у проектной группы и заказчика единого, однозначного взгляда на матрицу компромиссов проекта.</w:t>
-      </w:r>
-    </w:p>
-    <w:p>
-      <w:r>
-        <w:t>Укажите здесь оценки (в выбранных вами единицах) параметров треугольника компромиссов: ресурсы, которыми располагает ваш проект; имеющееся для реализации проекта время; возможности решения, которые</w:t>
-      </w:r>
-      <w:r>
-        <w:t>,</w:t>
-      </w:r>
-      <w:r>
-        <w:t xml:space="preserve"> согласно описанию в документе “Концепция проекта”</w:t>
-      </w:r>
-      <w:r>
-        <w:t>,</w:t>
-      </w:r>
-      <w:r>
-        <w:t xml:space="preserve"> буд</w:t>
-      </w:r>
-      <w:r>
-        <w:t>у</w:t>
-      </w:r>
-      <w:r>
-        <w:t>т вами реализованы. Расставьте приоритеты и постройте на их основе матрицу компромиссов.</w:t>
-      </w:r>
     </w:p>
     <w:p>
       <w:r>
@@ -2415,7 +1804,6 @@
         </w:rPr>
       </w:pPr>
       <w:r>
-        <w:lastRenderedPageBreak/>
         <w:t>Матрица компромиссов проекта</w:t>
       </w:r>
       <w:r>
@@ -2875,54 +2263,11 @@
       <w:pPr>
         <w:pStyle w:val="2"/>
       </w:pPr>
-      <w:bookmarkStart w:id="7" w:name="_Toc413347590"/>
+      <w:bookmarkStart w:id="7" w:name="_Toc212494703"/>
       <w:r>
         <w:t>Вехи проекта</w:t>
       </w:r>
       <w:bookmarkEnd w:id="7"/>
-    </w:p>
-    <w:p>
-      <w:pPr>
-        <w:rPr>
-          <w:color w:val="0000FF"/>
-        </w:rPr>
-      </w:pPr>
-      <w:r>
-        <w:rPr>
-          <w:color w:val="0000FF"/>
-        </w:rPr>
-        <w:t>Вехи проекта – это существенные события в жизни проекта. На фазе выработки концепции обычно “выставляются” внешние вехи, которые показывают достижение видимых целей проекта. На самом верхнем уровне в качестве внешних вех могут рассматриваться окончания фаз выполнения проекта.</w:t>
-      </w:r>
-      <w:r>
-        <w:rPr>
-          <w:color w:val="0000FF"/>
-        </w:rPr>
-        <w:t xml:space="preserve"> В зависимости от природы проекта вехи могут быть основаны на финансовых затратах, на прогрессе в проекте, на временных интервалах и т.д.</w:t>
-      </w:r>
-    </w:p>
-    <w:p>
-      <w:pPr>
-        <w:rPr>
-          <w:color w:val="0000FF"/>
-        </w:rPr>
-      </w:pPr>
-      <w:r>
-        <w:rPr>
-          <w:color w:val="0000FF"/>
-        </w:rPr>
-        <w:t xml:space="preserve">Раннее определение вех позволяет установить точки на временном графике проекта, по которым заинтересованные стороны и проектная группа будут судить о </w:t>
-      </w:r>
-      <w:r>
-        <w:rPr>
-          <w:color w:val="0000FF"/>
-        </w:rPr>
-        <w:t>ходе его выполнения.</w:t>
-      </w:r>
-    </w:p>
-    <w:p>
-      <w:r>
-        <w:t>Выберите и аргументируйте подход к определению вех в вашем проекте. Определите и опишите здесь вехи, на которые вы будете ориентироваться в ходе выполнения проекта.</w:t>
-      </w:r>
     </w:p>
     <w:p>
       <w:r>
@@ -2953,13 +2298,10 @@
         </w:numPr>
       </w:pPr>
       <w:r>
-        <w:t>Веха 1</w:t>
-      </w:r>
-      <w:r>
-        <w:t xml:space="preserve">: </w:t>
-      </w:r>
-      <w:r>
-        <w:t xml:space="preserve">завершение проектирования архитектуры и БД, работы над Функциональной спецификацией (конец 6-й недели). Результат – утвержденные диаграммы </w:t>
+        <w:t>З</w:t>
+      </w:r>
+      <w:r>
+        <w:t xml:space="preserve">авершение проектирования архитектуры и БД, работы над Функциональной спецификацией (конец 6-й недели). Результат – утвержденные диаграммы </w:t>
       </w:r>
       <w:r>
         <w:rPr>
@@ -2988,13 +2330,19 @@
         </w:numPr>
       </w:pPr>
       <w:r>
-        <w:t>Веха 2</w:t>
-      </w:r>
-      <w:r>
-        <w:t xml:space="preserve">: </w:t>
-      </w:r>
-      <w:r>
-        <w:t xml:space="preserve">реализация базового бэкенда и </w:t>
+        <w:lastRenderedPageBreak/>
+        <w:t>Р</w:t>
+      </w:r>
+      <w:r>
+        <w:t xml:space="preserve">еализация базового </w:t>
+      </w:r>
+      <w:proofErr w:type="spellStart"/>
+      <w:r>
+        <w:t>бэкенда</w:t>
+      </w:r>
+      <w:proofErr w:type="spellEnd"/>
+      <w:r>
+        <w:t xml:space="preserve"> и </w:t>
       </w:r>
       <w:r>
         <w:rPr>
@@ -3024,11 +2372,7 @@
         <w:t xml:space="preserve">, </w:t>
       </w:r>
       <w:r>
-        <w:t xml:space="preserve">предоставляющее </w:t>
-      </w:r>
-      <w:r>
-        <w:lastRenderedPageBreak/>
-        <w:t xml:space="preserve">основные конечные точки </w:t>
+        <w:t xml:space="preserve">предоставляющее основные конечные точки </w:t>
       </w:r>
       <w:r>
         <w:rPr>
@@ -3096,13 +2440,18 @@
         </w:numPr>
       </w:pPr>
       <w:r>
-        <w:t>Веха 3</w:t>
-      </w:r>
-      <w:r>
-        <w:t xml:space="preserve">: </w:t>
-      </w:r>
-      <w:r>
-        <w:t>реализация основных фронтенд-интерфейсов</w:t>
+        <w:t>Р</w:t>
+      </w:r>
+      <w:r>
+        <w:t xml:space="preserve">еализация основных </w:t>
+      </w:r>
+      <w:proofErr w:type="spellStart"/>
+      <w:r>
+        <w:t>фронтенд</w:t>
+      </w:r>
+      <w:proofErr w:type="spellEnd"/>
+      <w:r>
+        <w:t>-интерфейсов</w:t>
       </w:r>
       <w:r>
         <w:t xml:space="preserve"> (</w:t>
@@ -3120,7 +2469,15 @@
         <w:t xml:space="preserve"> – </w:t>
       </w:r>
       <w:r>
-        <w:t xml:space="preserve">работающие и связанные с бэкендом веб-интерфейсы для Клиента (запись, просмотр статусов) и Менеджера (управление заказами и расписанием). </w:t>
+        <w:t xml:space="preserve">работающие и связанные с </w:t>
+      </w:r>
+      <w:proofErr w:type="spellStart"/>
+      <w:r>
+        <w:t>бэкендом</w:t>
+      </w:r>
+      <w:proofErr w:type="spellEnd"/>
+      <w:r>
+        <w:t xml:space="preserve"> веб-интерфейсы для Клиента (запись, просмотр статусов) и Менеджера (управление заказами и расписанием). </w:t>
       </w:r>
     </w:p>
     <w:p>
@@ -3131,13 +2488,10 @@
         </w:numPr>
       </w:pPr>
       <w:r>
-        <w:t>Веха 4</w:t>
-      </w:r>
-      <w:r>
-        <w:t xml:space="preserve">: </w:t>
-      </w:r>
-      <w:r>
-        <w:t xml:space="preserve">финальное тестирование и развертывание (конец 15-й недели). Результат </w:t>
+        <w:t>Ф</w:t>
+      </w:r>
+      <w:r>
+        <w:t xml:space="preserve">инальное тестирование и развертывание (конец 15-й недели). Результат </w:t>
       </w:r>
       <w:r>
         <w:t xml:space="preserve">– </w:t>
@@ -3154,13 +2508,10 @@
         </w:numPr>
       </w:pPr>
       <w:r>
-        <w:t>Веха 5</w:t>
-      </w:r>
-      <w:r>
-        <w:t xml:space="preserve">: </w:t>
-      </w:r>
-      <w:r>
-        <w:t>защита проекта (конец 16-й недели). Результат – успешная демонстрация рабочего прототипа заказчику (преподавателю)</w:t>
+        <w:t>З</w:t>
+      </w:r>
+      <w:r>
+        <w:t>ащита проекта (конец 16-й недели). Результат – успешная демонстрация рабочего прототипа заказчику (преподавателю)</w:t>
       </w:r>
       <w:r>
         <w:t>.</w:t>
@@ -3168,164 +2519,18 @@
     </w:p>
     <w:p>
       <w:pPr>
+        <w:ind w:left="360"/>
+      </w:pPr>
+    </w:p>
+    <w:p>
+      <w:pPr>
         <w:pStyle w:val="2"/>
       </w:pPr>
-      <w:bookmarkStart w:id="8" w:name="_Toc413347591"/>
+      <w:bookmarkStart w:id="8" w:name="_Toc212494704"/>
       <w:r>
         <w:t>Сметы проекта</w:t>
       </w:r>
       <w:bookmarkEnd w:id="8"/>
-    </w:p>
-    <w:p>
-      <w:pPr>
-        <w:rPr>
-          <w:color w:val="0000FF"/>
-        </w:rPr>
-      </w:pPr>
-      <w:r>
-        <w:rPr>
-          <w:color w:val="0000FF"/>
-        </w:rPr>
-        <w:t xml:space="preserve">Выполнение проекта предполагает использование </w:t>
-      </w:r>
-      <w:r>
-        <w:rPr>
-          <w:rStyle w:val="aa"/>
-          <w:color w:val="0000FF"/>
-        </w:rPr>
-        <w:t>ресурсов</w:t>
-      </w:r>
-      <w:r>
-        <w:rPr>
-          <w:color w:val="0000FF"/>
-        </w:rPr>
-        <w:t xml:space="preserve"> и подразумевает наличие </w:t>
-      </w:r>
-      <w:r>
-        <w:rPr>
-          <w:rStyle w:val="aa"/>
-          <w:color w:val="0000FF"/>
-        </w:rPr>
-        <w:t>затрат</w:t>
-      </w:r>
-      <w:r>
-        <w:rPr>
-          <w:color w:val="0000FF"/>
-        </w:rPr>
-        <w:t xml:space="preserve">. Ресурсы включают в себя людей, оборудование, различные расходные материалы и т.д. Затраты рассчитываются на основе </w:t>
-      </w:r>
-      <w:r>
-        <w:rPr>
-          <w:color w:val="0000FF"/>
-        </w:rPr>
-        <w:t>тарифов (расценок) на каждый вид требуемого ресурса. В данном разделе должна быть представлена информация о:</w:t>
-      </w:r>
-    </w:p>
-    <w:p>
-      <w:pPr>
-        <w:numPr>
-          <w:ilvl w:val="0"/>
-          <w:numId w:val="20"/>
-        </w:numPr>
-        <w:rPr>
-          <w:color w:val="0000FF"/>
-        </w:rPr>
-      </w:pPr>
-      <w:r>
-        <w:rPr>
-          <w:color w:val="0000FF"/>
-        </w:rPr>
-        <w:t>списке видов ресурсов,</w:t>
-      </w:r>
-    </w:p>
-    <w:p>
-      <w:pPr>
-        <w:numPr>
-          <w:ilvl w:val="0"/>
-          <w:numId w:val="20"/>
-        </w:numPr>
-        <w:rPr>
-          <w:color w:val="0000FF"/>
-        </w:rPr>
-      </w:pPr>
-      <w:r>
-        <w:rPr>
-          <w:color w:val="0000FF"/>
-        </w:rPr>
-        <w:t>требуемом количестве каждого ресурса,</w:t>
-      </w:r>
-    </w:p>
-    <w:p>
-      <w:pPr>
-        <w:numPr>
-          <w:ilvl w:val="0"/>
-          <w:numId w:val="20"/>
-        </w:numPr>
-        <w:rPr>
-          <w:color w:val="0000FF"/>
-        </w:rPr>
-      </w:pPr>
-      <w:r>
-        <w:rPr>
-          <w:color w:val="0000FF"/>
-        </w:rPr>
-        <w:t>тарифе на каждый вид ресурса,</w:t>
-      </w:r>
-    </w:p>
-    <w:p>
-      <w:pPr>
-        <w:numPr>
-          <w:ilvl w:val="0"/>
-          <w:numId w:val="20"/>
-        </w:numPr>
-        <w:rPr>
-          <w:color w:val="0000FF"/>
-        </w:rPr>
-      </w:pPr>
-      <w:r>
-        <w:rPr>
-          <w:color w:val="0000FF"/>
-        </w:rPr>
-        <w:t>общей стоимости каждого ресурса,</w:t>
-      </w:r>
-    </w:p>
-    <w:p>
-      <w:pPr>
-        <w:numPr>
-          <w:ilvl w:val="0"/>
-          <w:numId w:val="20"/>
-        </w:numPr>
-        <w:rPr>
-          <w:color w:val="0000FF"/>
-        </w:rPr>
-      </w:pPr>
-      <w:r>
-        <w:rPr>
-          <w:color w:val="0000FF"/>
-        </w:rPr>
-        <w:t>общей стоимости всех ресурсов, необходимых проектной группе.</w:t>
-      </w:r>
-    </w:p>
-    <w:p>
-      <w:pPr>
-        <w:rPr>
-          <w:color w:val="0000FF"/>
-        </w:rPr>
-      </w:pPr>
-      <w:r>
-        <w:rPr>
-          <w:color w:val="0000FF"/>
-        </w:rPr>
-        <w:t>На основе информации данного раздела должен рассчитываться бюджет проекта. Также этот этап – хорошая возможность идентифицировать специфические ресурсы, которые могут потребоваться для выполнения проекта.</w:t>
-      </w:r>
-    </w:p>
-    <w:p>
-      <w:r>
-        <w:t xml:space="preserve">Укажите, какие виды ресурсов необходимы вашей проектной группе для выполнения проекта, определите в выбранных единицах количество каждого ресурса, </w:t>
-      </w:r>
-      <w:r>
-        <w:t>оцените общие ожидаемые затраты по ресурсам.</w:t>
-      </w:r>
     </w:p>
     <w:p>
       <w:r>
@@ -3346,10 +2551,10 @@
         <w:tblLook w:val="04A0" w:firstRow="1" w:lastRow="0" w:firstColumn="1" w:lastColumn="0" w:noHBand="0" w:noVBand="1"/>
       </w:tblPr>
       <w:tblGrid>
-        <w:gridCol w:w="2321"/>
-        <w:gridCol w:w="2322"/>
-        <w:gridCol w:w="2322"/>
-        <w:gridCol w:w="2322"/>
+        <w:gridCol w:w="2280"/>
+        <w:gridCol w:w="2268"/>
+        <w:gridCol w:w="2256"/>
+        <w:gridCol w:w="2257"/>
       </w:tblGrid>
       <w:tr>
         <w:tc>
@@ -3629,7 +2834,15 @@
               <w:jc w:val="center"/>
             </w:pPr>
             <w:r>
-              <w:t>1 аккаунт (бесп.)</w:t>
+              <w:t>1 аккаунт (</w:t>
+            </w:r>
+            <w:proofErr w:type="spellStart"/>
+            <w:r>
+              <w:t>бесп</w:t>
+            </w:r>
+            <w:proofErr w:type="spellEnd"/>
+            <w:r>
+              <w:t>.)</w:t>
             </w:r>
           </w:p>
         </w:tc>
@@ -3691,7 +2904,21 @@
               <w:rPr>
                 <w:lang w:val="en-US"/>
               </w:rPr>
-              <w:t>IDE, Git, …</w:t>
+              <w:t xml:space="preserve">IDE, </w:t>
+            </w:r>
+            <w:proofErr w:type="spellStart"/>
+            <w:r>
+              <w:rPr>
+                <w:lang w:val="en-US"/>
+              </w:rPr>
+              <w:t>Git</w:t>
+            </w:r>
+            <w:proofErr w:type="spellEnd"/>
+            <w:r>
+              <w:rPr>
+                <w:lang w:val="en-US"/>
+              </w:rPr>
+              <w:t>, …</w:t>
             </w:r>
             <w:r>
               <w:t>)</w:t>
@@ -3826,6 +3053,11 @@
     </w:tbl>
     <w:p/>
     <w:p>
+      <w:pPr>
+        <w:rPr>
+          <w:lang w:val="en-US"/>
+        </w:rPr>
+      </w:pPr>
       <w:r>
         <w:t>Общий бюджет проекта</w:t>
       </w:r>
@@ -3845,42 +3077,16 @@
         <w:t xml:space="preserve"> </w:t>
       </w:r>
     </w:p>
+    <w:p/>
     <w:p>
       <w:pPr>
         <w:pStyle w:val="2"/>
       </w:pPr>
-      <w:bookmarkStart w:id="9" w:name="_Toc413347592"/>
-      <w:r>
-        <w:lastRenderedPageBreak/>
+      <w:bookmarkStart w:id="9" w:name="_Toc212494705"/>
+      <w:r>
         <w:t>План-график проекта</w:t>
       </w:r>
       <w:bookmarkEnd w:id="9"/>
-    </w:p>
-    <w:p>
-      <w:pPr>
-        <w:rPr>
-          <w:color w:val="0000FF"/>
-        </w:rPr>
-      </w:pPr>
-      <w:r>
-        <w:rPr>
-          <w:color w:val="0000FF"/>
-        </w:rPr>
-        <w:t>На этом этапе строится первый вариант графика выполнения проекта на основе выделенных вех и уже сформулированных задач, для каждой из которых задаются даты начала и окончания.</w:t>
-      </w:r>
-    </w:p>
-    <w:p>
-      <w:pPr>
-        <w:rPr>
-          <w:color w:val="0000FF"/>
-        </w:rPr>
-      </w:pPr>
-      <w:r>
-        <w:rPr>
-          <w:color w:val="0000FF"/>
-        </w:rPr>
-        <w:t>Процесс построения графика проекта итеративен. На фазе выработки концепции график строится на основных вехах проекта. На фазе планирования график становится более детальным в процессе выделения отдельных задач проекта.</w:t>
-      </w:r>
     </w:p>
     <w:p>
       <w:r>
@@ -3918,9 +3124,9 @@
         <w:tblLook w:val="04A0" w:firstRow="1" w:lastRow="0" w:firstColumn="1" w:lastColumn="0" w:noHBand="0" w:noVBand="1"/>
       </w:tblPr>
       <w:tblGrid>
-        <w:gridCol w:w="2235"/>
-        <w:gridCol w:w="4677"/>
-        <w:gridCol w:w="2375"/>
+        <w:gridCol w:w="2178"/>
+        <w:gridCol w:w="4534"/>
+        <w:gridCol w:w="2349"/>
       </w:tblGrid>
       <w:tr>
         <w:tc>
@@ -4124,7 +3330,11 @@
               <w:t xml:space="preserve"> </w:t>
             </w:r>
             <w:r>
-              <w:t>для пользователей, услуг, заказов</w:t>
+              <w:t xml:space="preserve">для пользователей, </w:t>
+            </w:r>
+            <w:r>
+              <w:lastRenderedPageBreak/>
+              <w:t>услуг, заказов</w:t>
             </w:r>
             <w:r>
               <w:t>)</w:t>
@@ -4145,13 +3355,22 @@
               <w:jc w:val="center"/>
             </w:pPr>
             <w:r>
+              <w:lastRenderedPageBreak/>
               <w:t>Веха 2</w:t>
             </w:r>
             <w:r>
               <w:t xml:space="preserve">: </w:t>
             </w:r>
             <w:r>
-              <w:t xml:space="preserve">готовый базовый бэкенд и </w:t>
+              <w:t xml:space="preserve">готовый базовый </w:t>
+            </w:r>
+            <w:proofErr w:type="spellStart"/>
+            <w:r>
+              <w:t>бэкенд</w:t>
+            </w:r>
+            <w:proofErr w:type="spellEnd"/>
+            <w:r>
+              <w:t xml:space="preserve"> и </w:t>
             </w:r>
             <w:r>
               <w:rPr>
@@ -4174,6 +3393,7 @@
               <w:jc w:val="center"/>
             </w:pPr>
             <w:r>
+              <w:lastRenderedPageBreak/>
               <w:t>11-12</w:t>
             </w:r>
           </w:p>
@@ -4189,7 +3409,23 @@
               <w:jc w:val="center"/>
             </w:pPr>
             <w:r>
-              <w:t>Разработка фронтенда для клиентов и менеджеров. Интеграция с бэкендом.</w:t>
+              <w:t xml:space="preserve">Разработка </w:t>
+            </w:r>
+            <w:proofErr w:type="spellStart"/>
+            <w:r>
+              <w:t>фронтенда</w:t>
+            </w:r>
+            <w:proofErr w:type="spellEnd"/>
+            <w:r>
+              <w:t xml:space="preserve"> для клиентов и менеджеров. Интеграция с </w:t>
+            </w:r>
+            <w:proofErr w:type="spellStart"/>
+            <w:r>
+              <w:t>бэкендом</w:t>
+            </w:r>
+            <w:proofErr w:type="spellEnd"/>
+            <w:r>
+              <w:t>.</w:t>
             </w:r>
           </w:p>
         </w:tc>
@@ -4329,12 +3565,34 @@
       </w:tr>
     </w:tbl>
     <w:p/>
+    <w:p/>
+    <w:p/>
+    <w:p/>
+    <w:p/>
+    <w:p/>
+    <w:p/>
+    <w:p/>
+    <w:p/>
+    <w:p/>
+    <w:p/>
+    <w:p/>
+    <w:p/>
+    <w:p/>
+    <w:p/>
+    <w:p/>
+    <w:p/>
+    <w:p/>
+    <w:p/>
+    <w:p/>
+    <w:p/>
+    <w:p/>
     <w:p>
       <w:pPr>
         <w:pStyle w:val="1"/>
       </w:pPr>
-      <w:bookmarkStart w:id="10" w:name="_Toc413347593"/>
-      <w:r>
+      <w:bookmarkStart w:id="10" w:name="_Toc212494706"/>
+      <w:r>
+        <w:lastRenderedPageBreak/>
         <w:t>Роли</w:t>
       </w:r>
       <w:r>
@@ -4359,67 +3617,12 @@
     </w:p>
     <w:p>
       <w:pPr>
-        <w:rPr>
-          <w:color w:val="0000FF"/>
-        </w:rPr>
-      </w:pPr>
-      <w:r>
-        <w:rPr>
-          <w:color w:val="0000FF"/>
-        </w:rPr>
-        <w:t>В данном разделе описывается организация проектной группы. Четк</w:t>
-      </w:r>
-      <w:r>
-        <w:rPr>
-          <w:color w:val="0000FF"/>
-        </w:rPr>
-        <w:t>ие</w:t>
-      </w:r>
-      <w:r>
-        <w:rPr>
-          <w:color w:val="0000FF"/>
-        </w:rPr>
-        <w:t xml:space="preserve"> требовани</w:t>
-      </w:r>
-      <w:r>
-        <w:rPr>
-          <w:color w:val="0000FF"/>
-        </w:rPr>
-        <w:t>я</w:t>
-      </w:r>
-      <w:r>
-        <w:rPr>
-          <w:color w:val="0000FF"/>
-        </w:rPr>
-        <w:t xml:space="preserve"> к квалификации, ролям и ответственностям членов проектной группы позволя</w:t>
-      </w:r>
-      <w:r>
-        <w:rPr>
-          <w:color w:val="0000FF"/>
-        </w:rPr>
-        <w:t>ю</w:t>
-      </w:r>
-      <w:r>
-        <w:rPr>
-          <w:color w:val="0000FF"/>
-        </w:rPr>
-        <w:t xml:space="preserve">т менеджеру проекта правильно подобрать команду и </w:t>
-      </w:r>
-      <w:r>
-        <w:rPr>
-          <w:color w:val="0000FF"/>
-        </w:rPr>
-        <w:t>дают каждому понимание его личного вклада в общий успех проекта.</w:t>
-      </w:r>
-    </w:p>
-    <w:p>
-      <w:pPr>
         <w:pStyle w:val="2"/>
         <w:rPr>
           <w:lang w:val="en-US"/>
         </w:rPr>
       </w:pPr>
-      <w:bookmarkStart w:id="11" w:name="_Toc413347594"/>
+      <w:bookmarkStart w:id="11" w:name="_Toc212494707"/>
       <w:r>
         <w:t>Знания</w:t>
       </w:r>
@@ -4453,33 +3656,7 @@
       <w:bookmarkEnd w:id="11"/>
     </w:p>
     <w:p>
-      <w:pPr>
-        <w:rPr>
-          <w:color w:val="0000FF"/>
-        </w:rPr>
-      </w:pPr>
-      <w:r>
-        <w:rPr>
-          <w:color w:val="0000FF"/>
-        </w:rPr>
-        <w:t>Участник</w:t>
-      </w:r>
-      <w:r>
-        <w:rPr>
-          <w:color w:val="0000FF"/>
-        </w:rPr>
-        <w:t>и</w:t>
-      </w:r>
-      <w:r>
-        <w:rPr>
-          <w:color w:val="0000FF"/>
-        </w:rPr>
-        <w:t xml:space="preserve"> проектной группы должны удовлетворять определенным требованиям для успешного выполнения проекта. Эти требования выражаются в терминах знаний, умений и навыков и должны включать технические, управленческие и иные возможности.</w:t>
-      </w:r>
-    </w:p>
-    <w:p>
-      <w:r>
-        <w:lastRenderedPageBreak/>
+      <w:r>
         <w:t>На основе имеющейся к данному моменту информации о разрабатываемом решении и способе его реализации сформулируйте требования к знаниям, умениям и навыкам, которые необходимы участникам проектной группы. В процессе формулирования учитывайте, что требования должны касаться всех ролевых кластеров команды.</w:t>
       </w:r>
     </w:p>
@@ -4516,8 +3693,13 @@
           <w:numId w:val="28"/>
         </w:numPr>
       </w:pPr>
-      <w:r>
-        <w:t>Бэкенд-разработка (</w:t>
+      <w:proofErr w:type="spellStart"/>
+      <w:r>
+        <w:t>Бэкенд</w:t>
+      </w:r>
+      <w:proofErr w:type="spellEnd"/>
+      <w:r>
+        <w:t>-разработка (</w:t>
       </w:r>
       <w:r>
         <w:rPr>
@@ -4560,7 +3742,15 @@
         </w:numPr>
       </w:pPr>
       <w:r>
-        <w:t xml:space="preserve">Опыт работы с фреймворком </w:t>
+        <w:t xml:space="preserve">Опыт работы с </w:t>
+      </w:r>
+      <w:proofErr w:type="spellStart"/>
+      <w:r>
+        <w:t>фреймворком</w:t>
+      </w:r>
+      <w:proofErr w:type="spellEnd"/>
+      <w:r>
+        <w:t xml:space="preserve"> </w:t>
       </w:r>
       <w:r>
         <w:rPr>
@@ -4708,8 +3898,13 @@
           <w:numId w:val="28"/>
         </w:numPr>
       </w:pPr>
-      <w:r>
-        <w:t>Фронтенд-разработка (</w:t>
+      <w:proofErr w:type="spellStart"/>
+      <w:r>
+        <w:t>Фронтенд</w:t>
+      </w:r>
+      <w:proofErr w:type="spellEnd"/>
+      <w:r>
+        <w:t>-разработка (</w:t>
       </w:r>
       <w:r>
         <w:rPr>
@@ -4729,12 +3924,14 @@
       <w:r>
         <w:t>/</w:t>
       </w:r>
+      <w:proofErr w:type="spellStart"/>
       <w:r>
         <w:rPr>
           <w:lang w:val="en-US"/>
         </w:rPr>
         <w:t>Vue</w:t>
       </w:r>
+      <w:proofErr w:type="spellEnd"/>
       <w:r>
         <w:t>)</w:t>
       </w:r>
@@ -4767,8 +3964,13 @@
         </w:numPr>
       </w:pPr>
       <w:r>
-        <w:t>Опыт работы с одним из фреймворков</w:t>
-      </w:r>
+        <w:t xml:space="preserve">Опыт работы с одним из </w:t>
+      </w:r>
+      <w:proofErr w:type="spellStart"/>
+      <w:r>
+        <w:t>фреймворков</w:t>
+      </w:r>
+      <w:proofErr w:type="spellEnd"/>
       <w:r>
         <w:t xml:space="preserve">: </w:t>
       </w:r>
@@ -4784,21 +3986,25 @@
       <w:r>
         <w:t xml:space="preserve">или </w:t>
       </w:r>
+      <w:proofErr w:type="spellStart"/>
       <w:r>
         <w:rPr>
           <w:lang w:val="en-US"/>
         </w:rPr>
         <w:t>Vue</w:t>
       </w:r>
+      <w:proofErr w:type="spellEnd"/>
       <w:r>
         <w:t>.</w:t>
       </w:r>
+      <w:proofErr w:type="spellStart"/>
       <w:r>
         <w:rPr>
           <w:lang w:val="en-US"/>
         </w:rPr>
         <w:t>js</w:t>
       </w:r>
+      <w:proofErr w:type="spellEnd"/>
       <w:r>
         <w:t>.</w:t>
       </w:r>
@@ -4883,12 +4089,14 @@
       <w:r>
         <w:t xml:space="preserve"> (</w:t>
       </w:r>
+      <w:proofErr w:type="spellStart"/>
       <w:r>
         <w:rPr>
           <w:lang w:val="en-US"/>
         </w:rPr>
         <w:t>Axios</w:t>
       </w:r>
+      <w:proofErr w:type="spellEnd"/>
       <w:r>
         <w:t xml:space="preserve">, </w:t>
       </w:r>
@@ -4938,12 +4146,14 @@
       <w:r>
         <w:t xml:space="preserve">Владение системой контроля версий </w:t>
       </w:r>
+      <w:proofErr w:type="spellStart"/>
       <w:r>
         <w:rPr>
           <w:lang w:val="en-US"/>
         </w:rPr>
         <w:t>Git</w:t>
       </w:r>
+      <w:proofErr w:type="spellEnd"/>
       <w:r>
         <w:t>.</w:t>
       </w:r>
@@ -4985,12 +4195,14 @@
       <w:r>
         <w:t xml:space="preserve">, </w:t>
       </w:r>
+      <w:proofErr w:type="spellStart"/>
       <w:r>
         <w:rPr>
           <w:lang w:val="en-US"/>
         </w:rPr>
         <w:t>PyCharm</w:t>
       </w:r>
+      <w:proofErr w:type="spellEnd"/>
       <w:r>
         <w:t xml:space="preserve">). </w:t>
       </w:r>
@@ -5003,7 +4215,15 @@
         </w:numPr>
       </w:pPr>
       <w:r>
-        <w:t>Базовое понимание процессов развертывания (деплоя) веб-приложений.</w:t>
+        <w:t>Базовое понимание процессов развертывания (</w:t>
+      </w:r>
+      <w:proofErr w:type="spellStart"/>
+      <w:r>
+        <w:t>деплоя</w:t>
+      </w:r>
+      <w:proofErr w:type="spellEnd"/>
+      <w:r>
+        <w:t>) веб-приложений.</w:t>
       </w:r>
     </w:p>
     <w:p>
@@ -5056,11 +4276,12 @@
         <w:t>Способность к решению проблем и самообучению.</w:t>
       </w:r>
     </w:p>
+    <w:p/>
     <w:p>
       <w:pPr>
         <w:pStyle w:val="2"/>
       </w:pPr>
-      <w:bookmarkStart w:id="12" w:name="_Toc413347595"/>
+      <w:bookmarkStart w:id="12" w:name="_Toc212494708"/>
       <w:r>
         <w:t>Структура команды</w:t>
       </w:r>
@@ -5069,78 +4290,452 @@
     <w:p>
       <w:pPr>
         <w:rPr>
-          <w:color w:val="0000FF"/>
-        </w:rPr>
-      </w:pPr>
-      <w:r>
-        <w:rPr>
-          <w:color w:val="0000FF"/>
-        </w:rPr>
-        <w:t>Структура команды определяет организационные единицы (менеджер проекта, спонсоры, лидеры команд, и т.д.), задает отношения между ними и зоны их ответственности.</w:t>
-      </w:r>
-    </w:p>
-    <w:p>
-      <w:r>
-        <w:t>Белов Артём – генеральный директор</w:t>
-      </w:r>
-    </w:p>
-    <w:p>
-      <w:r>
-        <w:t>Николаев Роман – технический директор</w:t>
-      </w:r>
-    </w:p>
-    <w:p>
-      <w:r>
-        <w:t xml:space="preserve">Хасаньянов Кирилл – </w:t>
-      </w:r>
-      <w:r>
-        <w:rPr>
           <w:lang w:val="en-US"/>
         </w:rPr>
-        <w:t>Lead</w:t>
-      </w:r>
-      <w:r>
-        <w:t>-</w:t>
-      </w:r>
-      <w:r>
-        <w:t>разработчик</w:t>
-      </w:r>
-    </w:p>
-    <w:p>
-      <w:r>
-        <w:t xml:space="preserve">Капустин Иван – </w:t>
-      </w:r>
-      <w:r>
-        <w:rPr>
-          <w:lang w:val="en-US"/>
-        </w:rPr>
-        <w:t>backend-</w:t>
-      </w:r>
-      <w:r>
-        <w:t xml:space="preserve">разработчик </w:t>
-      </w:r>
-    </w:p>
-    <w:p>
-      <w:pPr>
-        <w:rPr>
-          <w:lang w:val="en-US"/>
-        </w:rPr>
-      </w:pPr>
-      <w:r>
-        <w:t xml:space="preserve">Корнеева Екатерина – дизайнер </w:t>
-      </w:r>
-      <w:r>
-        <w:rPr>
-          <w:lang w:val="en-US"/>
-        </w:rPr>
-        <w:t>UI/UX</w:t>
-      </w:r>
-    </w:p>
+      </w:pPr>
+    </w:p>
+    <w:tbl>
+      <w:tblPr>
+        <w:tblW w:w="0" w:type="auto"/>
+        <w:tblCellSpacing w:w="15" w:type="dxa"/>
+        <w:tblBorders>
+          <w:top w:val="single" w:sz="4" w:space="0" w:color="auto"/>
+          <w:left w:val="single" w:sz="4" w:space="0" w:color="auto"/>
+          <w:bottom w:val="single" w:sz="4" w:space="0" w:color="auto"/>
+          <w:right w:val="single" w:sz="4" w:space="0" w:color="auto"/>
+          <w:insideH w:val="single" w:sz="4" w:space="0" w:color="auto"/>
+          <w:insideV w:val="single" w:sz="4" w:space="0" w:color="auto"/>
+        </w:tblBorders>
+        <w:tblCellMar>
+          <w:top w:w="15" w:type="dxa"/>
+          <w:left w:w="15" w:type="dxa"/>
+          <w:bottom w:w="15" w:type="dxa"/>
+          <w:right w:w="15" w:type="dxa"/>
+        </w:tblCellMar>
+        <w:tblLook w:val="04A0" w:firstRow="1" w:lastRow="0" w:firstColumn="1" w:lastColumn="0" w:noHBand="0" w:noVBand="1"/>
+      </w:tblPr>
+      <w:tblGrid>
+        <w:gridCol w:w="1596"/>
+        <w:gridCol w:w="1786"/>
+        <w:gridCol w:w="5679"/>
+      </w:tblGrid>
+      <w:tr>
+        <w:trPr>
+          <w:tblHeader/>
+          <w:tblCellSpacing w:w="15" w:type="dxa"/>
+        </w:trPr>
+        <w:tc>
+          <w:tcPr>
+            <w:tcW w:w="0" w:type="auto"/>
+            <w:vAlign w:val="center"/>
+            <w:hideMark/>
+          </w:tcPr>
+          <w:p>
+            <w:pPr>
+              <w:jc w:val="center"/>
+              <w:rPr>
+                <w:b/>
+                <w:bCs/>
+              </w:rPr>
+            </w:pPr>
+            <w:r>
+              <w:rPr>
+                <w:b/>
+                <w:bCs/>
+              </w:rPr>
+              <w:lastRenderedPageBreak/>
+              <w:t>Участник</w:t>
+            </w:r>
+          </w:p>
+        </w:tc>
+        <w:tc>
+          <w:tcPr>
+            <w:tcW w:w="0" w:type="auto"/>
+            <w:vAlign w:val="center"/>
+            <w:hideMark/>
+          </w:tcPr>
+          <w:p>
+            <w:pPr>
+              <w:jc w:val="center"/>
+              <w:rPr>
+                <w:b/>
+                <w:bCs/>
+              </w:rPr>
+            </w:pPr>
+            <w:r>
+              <w:rPr>
+                <w:b/>
+                <w:bCs/>
+              </w:rPr>
+              <w:t>Роль</w:t>
+            </w:r>
+          </w:p>
+        </w:tc>
+        <w:tc>
+          <w:tcPr>
+            <w:tcW w:w="0" w:type="auto"/>
+            <w:vAlign w:val="center"/>
+            <w:hideMark/>
+          </w:tcPr>
+          <w:p>
+            <w:pPr>
+              <w:jc w:val="center"/>
+              <w:rPr>
+                <w:b/>
+                <w:bCs/>
+              </w:rPr>
+            </w:pPr>
+            <w:r>
+              <w:rPr>
+                <w:b/>
+                <w:bCs/>
+              </w:rPr>
+              <w:t>Основные функции</w:t>
+            </w:r>
+          </w:p>
+        </w:tc>
+      </w:tr>
+      <w:tr>
+        <w:trPr>
+          <w:tblCellSpacing w:w="15" w:type="dxa"/>
+        </w:trPr>
+        <w:tc>
+          <w:tcPr>
+            <w:tcW w:w="0" w:type="auto"/>
+            <w:vAlign w:val="center"/>
+            <w:hideMark/>
+          </w:tcPr>
+          <w:p>
+            <w:pPr>
+              <w:jc w:val="center"/>
+            </w:pPr>
+            <w:r>
+              <w:t>Хасаньянов Кирилл</w:t>
+            </w:r>
+          </w:p>
+        </w:tc>
+        <w:tc>
+          <w:tcPr>
+            <w:tcW w:w="0" w:type="auto"/>
+            <w:vAlign w:val="center"/>
+            <w:hideMark/>
+          </w:tcPr>
+          <w:p>
+            <w:pPr>
+              <w:jc w:val="center"/>
+            </w:pPr>
+            <w:r>
+              <w:rPr>
+                <w:lang w:val="en-US"/>
+              </w:rPr>
+              <w:t>Lead</w:t>
+            </w:r>
+            <w:r>
+              <w:t>-</w:t>
+            </w:r>
+            <w:r>
+              <w:t>разработчик</w:t>
+            </w:r>
+          </w:p>
+        </w:tc>
+        <w:tc>
+          <w:tcPr>
+            <w:tcW w:w="0" w:type="auto"/>
+            <w:vAlign w:val="center"/>
+            <w:hideMark/>
+          </w:tcPr>
+          <w:p>
+            <w:pPr>
+              <w:jc w:val="center"/>
+            </w:pPr>
+            <w:r>
+              <w:t xml:space="preserve">Реализует серверную и клиентскую части платформы, отвечает за интеграцию </w:t>
+            </w:r>
+            <w:proofErr w:type="spellStart"/>
+            <w:r>
+              <w:t>видеосервиса</w:t>
+            </w:r>
+            <w:proofErr w:type="spellEnd"/>
+            <w:r>
+              <w:t xml:space="preserve"> и техническое качество кода.</w:t>
+            </w:r>
+          </w:p>
+        </w:tc>
+      </w:tr>
+      <w:tr>
+        <w:trPr>
+          <w:tblCellSpacing w:w="15" w:type="dxa"/>
+        </w:trPr>
+        <w:tc>
+          <w:tcPr>
+            <w:tcW w:w="0" w:type="auto"/>
+            <w:vAlign w:val="center"/>
+            <w:hideMark/>
+          </w:tcPr>
+          <w:p>
+            <w:pPr>
+              <w:jc w:val="center"/>
+            </w:pPr>
+            <w:r>
+              <w:t>Капустин Иван</w:t>
+            </w:r>
+          </w:p>
+        </w:tc>
+        <w:tc>
+          <w:tcPr>
+            <w:tcW w:w="0" w:type="auto"/>
+            <w:vAlign w:val="center"/>
+            <w:hideMark/>
+          </w:tcPr>
+          <w:p>
+            <w:r>
+              <w:t>Аналитик</w:t>
+            </w:r>
+          </w:p>
+        </w:tc>
+        <w:tc>
+          <w:tcPr>
+            <w:tcW w:w="0" w:type="auto"/>
+            <w:vAlign w:val="center"/>
+            <w:hideMark/>
+          </w:tcPr>
+          <w:p>
+            <w:r>
+              <w:t>Собирает и формализует требования, разрабатывает спецификации и контролирует соответствие реализации целям проекта.</w:t>
+            </w:r>
+          </w:p>
+        </w:tc>
+      </w:tr>
+      <w:tr>
+        <w:trPr>
+          <w:tblCellSpacing w:w="15" w:type="dxa"/>
+        </w:trPr>
+        <w:tc>
+          <w:tcPr>
+            <w:tcW w:w="0" w:type="auto"/>
+            <w:vAlign w:val="center"/>
+            <w:hideMark/>
+          </w:tcPr>
+          <w:p>
+            <w:pPr>
+              <w:jc w:val="center"/>
+            </w:pPr>
+            <w:r>
+              <w:t>Николаев Роман</w:t>
+            </w:r>
+          </w:p>
+        </w:tc>
+        <w:tc>
+          <w:tcPr>
+            <w:tcW w:w="0" w:type="auto"/>
+            <w:vAlign w:val="center"/>
+            <w:hideMark/>
+          </w:tcPr>
+          <w:p>
+            <w:pPr>
+              <w:jc w:val="center"/>
+            </w:pPr>
+            <w:proofErr w:type="spellStart"/>
+            <w:r>
+              <w:t>Т</w:t>
+            </w:r>
+            <w:r>
+              <w:t>е</w:t>
+            </w:r>
+            <w:r>
+              <w:t>стировщик</w:t>
+            </w:r>
+            <w:proofErr w:type="spellEnd"/>
+          </w:p>
+        </w:tc>
+        <w:tc>
+          <w:tcPr>
+            <w:tcW w:w="0" w:type="auto"/>
+            <w:vAlign w:val="center"/>
+            <w:hideMark/>
+          </w:tcPr>
+          <w:p>
+            <w:pPr>
+              <w:jc w:val="center"/>
+            </w:pPr>
+            <w:r>
+              <w:t>Проводит функциональное и интеграционное тестирование, фиксирует ошибки, контролирует качество и готовность MVP.</w:t>
+            </w:r>
+          </w:p>
+        </w:tc>
+      </w:tr>
+      <w:tr>
+        <w:trPr>
+          <w:tblCellSpacing w:w="15" w:type="dxa"/>
+        </w:trPr>
+        <w:tc>
+          <w:tcPr>
+            <w:tcW w:w="0" w:type="auto"/>
+            <w:vAlign w:val="center"/>
+            <w:hideMark/>
+          </w:tcPr>
+          <w:p>
+            <w:pPr>
+              <w:jc w:val="center"/>
+            </w:pPr>
+            <w:r>
+              <w:t>Корнеева Екатерина</w:t>
+            </w:r>
+          </w:p>
+        </w:tc>
+        <w:tc>
+          <w:tcPr>
+            <w:tcW w:w="0" w:type="auto"/>
+            <w:vAlign w:val="center"/>
+            <w:hideMark/>
+          </w:tcPr>
+          <w:p>
+            <w:pPr>
+              <w:jc w:val="center"/>
+            </w:pPr>
+            <w:r>
+              <w:t>Д</w:t>
+            </w:r>
+            <w:r>
+              <w:t xml:space="preserve">изайнер </w:t>
+            </w:r>
+            <w:r>
+              <w:rPr>
+                <w:lang w:val="en-US"/>
+              </w:rPr>
+              <w:t>UI/UX</w:t>
+            </w:r>
+          </w:p>
+        </w:tc>
+        <w:tc>
+          <w:tcPr>
+            <w:tcW w:w="0" w:type="auto"/>
+            <w:vAlign w:val="center"/>
+            <w:hideMark/>
+          </w:tcPr>
+          <w:p>
+            <w:pPr>
+              <w:jc w:val="center"/>
+            </w:pPr>
+            <w:r>
+              <w:t xml:space="preserve">Создаёт макеты пользовательского интерфейса, </w:t>
+            </w:r>
+            <w:r>
+              <w:rPr>
+                <w:lang w:val="en-US"/>
+              </w:rPr>
+              <w:t>UML</w:t>
+            </w:r>
+            <w:r>
+              <w:t>-</w:t>
+            </w:r>
+            <w:r>
+              <w:t xml:space="preserve">диаграммы </w:t>
+            </w:r>
+            <w:r>
+              <w:rPr>
+                <w:lang w:val="en-US"/>
+              </w:rPr>
+              <w:t>use</w:t>
+            </w:r>
+            <w:r>
+              <w:t>-</w:t>
+            </w:r>
+            <w:r>
+              <w:rPr>
+                <w:lang w:val="en-US"/>
+              </w:rPr>
+              <w:t>case</w:t>
+            </w:r>
+            <w:r>
+              <w:t>.</w:t>
+            </w:r>
+          </w:p>
+        </w:tc>
+      </w:tr>
+      <w:tr>
+        <w:trPr>
+          <w:tblCellSpacing w:w="15" w:type="dxa"/>
+        </w:trPr>
+        <w:tc>
+          <w:tcPr>
+            <w:tcW w:w="0" w:type="auto"/>
+            <w:vAlign w:val="center"/>
+          </w:tcPr>
+          <w:p>
+            <w:pPr>
+              <w:jc w:val="center"/>
+              <w:rPr>
+                <w:b/>
+                <w:bCs/>
+              </w:rPr>
+            </w:pPr>
+            <w:r>
+              <w:t>Белов Артём</w:t>
+            </w:r>
+          </w:p>
+        </w:tc>
+        <w:tc>
+          <w:tcPr>
+            <w:tcW w:w="0" w:type="auto"/>
+            <w:vAlign w:val="center"/>
+          </w:tcPr>
+          <w:p>
+            <w:pPr>
+              <w:jc w:val="center"/>
+            </w:pPr>
+            <w:r>
+              <w:t>Г</w:t>
+            </w:r>
+            <w:r>
+              <w:t>енеральный директор</w:t>
+            </w:r>
+          </w:p>
+        </w:tc>
+        <w:tc>
+          <w:tcPr>
+            <w:tcW w:w="0" w:type="auto"/>
+            <w:vAlign w:val="center"/>
+          </w:tcPr>
+          <w:p>
+            <w:pPr>
+              <w:jc w:val="center"/>
+            </w:pPr>
+            <w:r>
+              <w:t>Собирает и формализует требования, разрабатывает спецификации и контролирует соответствие реализации целям проекта</w:t>
+            </w:r>
+            <w:r>
+              <w:t>.</w:t>
+            </w:r>
+          </w:p>
+        </w:tc>
+      </w:tr>
+    </w:tbl>
+    <w:p/>
+    <w:p/>
+    <w:p/>
+    <w:p/>
+    <w:p/>
+    <w:p/>
+    <w:p/>
+    <w:p/>
+    <w:p/>
+    <w:p/>
+    <w:p/>
+    <w:p/>
+    <w:p/>
+    <w:p/>
+    <w:p/>
+    <w:p/>
+    <w:p/>
+    <w:p/>
+    <w:p/>
+    <w:p/>
     <w:p>
       <w:pPr>
         <w:pStyle w:val="1"/>
       </w:pPr>
-      <w:bookmarkStart w:id="13" w:name="_Toc413347596"/>
+      <w:bookmarkStart w:id="13" w:name="_Toc212494709"/>
       <w:r>
         <w:lastRenderedPageBreak/>
         <w:t>Протоколы проекта</w:t>
@@ -5149,168 +4744,13 @@
     </w:p>
     <w:p>
       <w:pPr>
-        <w:rPr>
-          <w:color w:val="0000FF"/>
-        </w:rPr>
-      </w:pPr>
-      <w:r>
-        <w:rPr>
-          <w:color w:val="0000FF"/>
-        </w:rPr>
-        <w:t>Протоколы проекта – это набор описаний процессов в проекте, которые должны быть утверждены, чтобы все участники команды действовали в одинаковом ключе. Стандартизация повышает производительность и облегчает общение как внутри проектной группы так и с заинтересованными сторонами.</w:t>
-      </w:r>
-    </w:p>
-    <w:p>
-      <w:pPr>
         <w:pStyle w:val="2"/>
       </w:pPr>
-      <w:bookmarkStart w:id="14" w:name="_Toc413347597"/>
+      <w:bookmarkStart w:id="14" w:name="_Toc212494710"/>
       <w:r>
         <w:t>Управление конфигурацией</w:t>
       </w:r>
       <w:bookmarkEnd w:id="14"/>
-    </w:p>
-    <w:p>
-      <w:pPr>
-        <w:rPr>
-          <w:color w:val="0000FF"/>
-        </w:rPr>
-      </w:pPr>
-      <w:r>
-        <w:rPr>
-          <w:color w:val="0000FF"/>
-        </w:rPr>
-        <w:t xml:space="preserve">Многие составляющие решения в процессе работы над проектом претерпевают неоднократные изменения, следовательно, проект нуждается в некоторой стратегии </w:t>
-      </w:r>
-      <w:r>
-        <w:rPr>
-          <w:rStyle w:val="aa"/>
-          <w:color w:val="0000FF"/>
-        </w:rPr>
-        <w:t>управления конфигурацией</w:t>
-      </w:r>
-      <w:r>
-        <w:rPr>
-          <w:color w:val="0000FF"/>
-        </w:rPr>
-        <w:t>, определяющей выбранные методы отслеживания изменений, ведения отчетности и др. Управление конфигурацией должно охватывать проектную документацию, среды разработки и тестирования и любые изменения в проектной среде в целом.</w:t>
-      </w:r>
-    </w:p>
-    <w:p>
-      <w:pPr>
-        <w:rPr>
-          <w:color w:val="0000FF"/>
-        </w:rPr>
-      </w:pPr>
-      <w:r>
-        <w:rPr>
-          <w:color w:val="0000FF"/>
-        </w:rPr>
-        <w:t>Данн</w:t>
-      </w:r>
-      <w:r>
-        <w:rPr>
-          <w:color w:val="0000FF"/>
-        </w:rPr>
-        <w:t>ый</w:t>
-      </w:r>
-      <w:r>
-        <w:rPr>
-          <w:color w:val="0000FF"/>
-        </w:rPr>
-        <w:t xml:space="preserve"> </w:t>
-      </w:r>
-      <w:r>
-        <w:rPr>
-          <w:color w:val="0000FF"/>
-        </w:rPr>
-        <w:t>раздел</w:t>
-      </w:r>
-      <w:r>
-        <w:rPr>
-          <w:color w:val="0000FF"/>
-        </w:rPr>
-        <w:t xml:space="preserve"> включает:</w:t>
-      </w:r>
-    </w:p>
-    <w:p>
-      <w:pPr>
-        <w:numPr>
-          <w:ilvl w:val="0"/>
-          <w:numId w:val="22"/>
-        </w:numPr>
-        <w:rPr>
-          <w:color w:val="0000FF"/>
-        </w:rPr>
-      </w:pPr>
-      <w:r>
-        <w:rPr>
-          <w:color w:val="0000FF"/>
-        </w:rPr>
-        <w:t xml:space="preserve">описание </w:t>
-      </w:r>
-      <w:r>
-        <w:rPr>
-          <w:color w:val="0000FF"/>
-        </w:rPr>
-        <w:t>методов и средств управления конфигурацией;</w:t>
-      </w:r>
-    </w:p>
-    <w:p>
-      <w:pPr>
-        <w:numPr>
-          <w:ilvl w:val="0"/>
-          <w:numId w:val="22"/>
-        </w:numPr>
-        <w:rPr>
-          <w:color w:val="0000FF"/>
-        </w:rPr>
-      </w:pPr>
-      <w:r>
-        <w:rPr>
-          <w:color w:val="0000FF"/>
-        </w:rPr>
-        <w:t>описание шагов по запросу и принятию изменений в конфигурации;</w:t>
-      </w:r>
-    </w:p>
-    <w:p>
-      <w:pPr>
-        <w:numPr>
-          <w:ilvl w:val="0"/>
-          <w:numId w:val="22"/>
-        </w:numPr>
-        <w:rPr>
-          <w:color w:val="0000FF"/>
-        </w:rPr>
-      </w:pPr>
-      <w:r>
-        <w:rPr>
-          <w:color w:val="0000FF"/>
-        </w:rPr>
-        <w:t>роли и ответственности в управлении конфигурацией;</w:t>
-      </w:r>
-    </w:p>
-    <w:p>
-      <w:pPr>
-        <w:numPr>
-          <w:ilvl w:val="0"/>
-          <w:numId w:val="22"/>
-        </w:numPr>
-        <w:rPr>
-          <w:color w:val="0000FF"/>
-        </w:rPr>
-      </w:pPr>
-      <w:r>
-        <w:rPr>
-          <w:color w:val="0000FF"/>
-        </w:rPr>
-        <w:t>выбор и/или описание требований к системе контроля версий.</w:t>
-      </w:r>
-    </w:p>
-    <w:p>
-      <w:r>
-        <w:t>Опишите стратегию управления конфигурацией в проекте в соответствии с представленными выше пунктами.</w:t>
-      </w:r>
     </w:p>
     <w:p>
       <w:pPr>
@@ -5328,12 +4768,14 @@
       <w:r>
         <w:t xml:space="preserve">в качестве системы контроля версий используется </w:t>
       </w:r>
+      <w:proofErr w:type="spellStart"/>
       <w:r>
         <w:rPr>
           <w:lang w:val="en-US"/>
         </w:rPr>
         <w:t>Git</w:t>
       </w:r>
+      <w:proofErr w:type="spellEnd"/>
       <w:r>
         <w:t xml:space="preserve">. </w:t>
       </w:r>
@@ -5377,7 +4819,10 @@
         <w:rPr>
           <w:lang w:val="en-US"/>
         </w:rPr>
-        <w:t>Trello.</w:t>
+        <w:t>Trello</w:t>
+      </w:r>
+      <w:r>
+        <w:t>.</w:t>
       </w:r>
     </w:p>
     <w:p>
@@ -5391,11 +4836,49 @@
         <w:t>Процесс изменений конфигурации</w:t>
       </w:r>
       <w:r>
-        <w:t>: все изменения в коде вносятся через ветки (feature branches). Для внесения изменений создается Pull Request (PR) в основную ветку (master), который должен быть проверен и одобрен как минимум одним другим членом команды перед слиянием.</w:t>
-      </w:r>
-      <w:bookmarkStart w:id="15" w:name="_Toc413347598"/>
-    </w:p>
-    <w:bookmarkEnd w:id="15"/>
+        <w:t>: все изменения в коде вносятся через ветки (</w:t>
+      </w:r>
+      <w:proofErr w:type="spellStart"/>
+      <w:r>
+        <w:t>feature</w:t>
+      </w:r>
+      <w:proofErr w:type="spellEnd"/>
+      <w:r>
+        <w:t xml:space="preserve"> </w:t>
+      </w:r>
+      <w:proofErr w:type="spellStart"/>
+      <w:r>
+        <w:t>branches</w:t>
+      </w:r>
+      <w:proofErr w:type="spellEnd"/>
+      <w:r>
+        <w:t xml:space="preserve">). Для внесения изменений создается </w:t>
+      </w:r>
+      <w:proofErr w:type="spellStart"/>
+      <w:r>
+        <w:t>Pull</w:t>
+      </w:r>
+      <w:proofErr w:type="spellEnd"/>
+      <w:r>
+        <w:t xml:space="preserve"> </w:t>
+      </w:r>
+      <w:proofErr w:type="spellStart"/>
+      <w:r>
+        <w:t>Request</w:t>
+      </w:r>
+      <w:proofErr w:type="spellEnd"/>
+      <w:r>
+        <w:t xml:space="preserve"> (PR) в основную ветку (</w:t>
+      </w:r>
+      <w:proofErr w:type="spellStart"/>
+      <w:r>
+        <w:t>master</w:t>
+      </w:r>
+      <w:proofErr w:type="spellEnd"/>
+      <w:r>
+        <w:t>), который должен быть проверен и одобрен как минимум одним другим членом команды перед слиянием.</w:t>
+      </w:r>
+    </w:p>
     <w:p>
       <w:pPr>
         <w:numPr>
@@ -5422,7 +4905,15 @@
         <w:t xml:space="preserve">. </w:t>
       </w:r>
       <w:r>
-        <w:t xml:space="preserve">Менеджер проекта или тимлид выполняет роль ответственного за слияние </w:t>
+        <w:t xml:space="preserve">Менеджер проекта или </w:t>
+      </w:r>
+      <w:proofErr w:type="spellStart"/>
+      <w:r>
+        <w:t>тимлид</w:t>
+      </w:r>
+      <w:proofErr w:type="spellEnd"/>
+      <w:r>
+        <w:t xml:space="preserve"> выполняет роль ответственного за слияние </w:t>
       </w:r>
       <w:r>
         <w:rPr>
@@ -5434,7 +4925,15 @@
         <w:t xml:space="preserve"> </w:t>
       </w:r>
       <w:r>
-        <w:t>после успешного ревью.</w:t>
+        <w:t xml:space="preserve">после успешного </w:t>
+      </w:r>
+      <w:proofErr w:type="spellStart"/>
+      <w:r>
+        <w:t>ревью</w:t>
+      </w:r>
+      <w:proofErr w:type="spellEnd"/>
+      <w:r>
+        <w:t>.</w:t>
       </w:r>
     </w:p>
     <w:p>
@@ -5451,7 +4950,15 @@
         <w:t xml:space="preserve">: </w:t>
       </w:r>
       <w:r>
-        <w:t xml:space="preserve">обязательно использование семантического именования коммитов и веток. Ветка </w:t>
+        <w:t xml:space="preserve">обязательно использование семантического именования </w:t>
+      </w:r>
+      <w:proofErr w:type="spellStart"/>
+      <w:r>
+        <w:t>коммитов</w:t>
+      </w:r>
+      <w:proofErr w:type="spellEnd"/>
+      <w:r>
+        <w:t xml:space="preserve"> и веток. Ветка </w:t>
       </w:r>
       <w:r>
         <w:rPr>
@@ -5461,287 +4968,6 @@
       </w:r>
       <w:r>
         <w:t xml:space="preserve"> всегда должна содержать стабильную, рабочую версию проекта.</w:t>
-      </w:r>
-    </w:p>
-    <w:p>
-      <w:pPr>
-        <w:rPr>
-          <w:color w:val="0000FF"/>
-        </w:rPr>
-      </w:pPr>
-      <w:r>
-        <w:rPr>
-          <w:color w:val="0000FF"/>
-        </w:rPr>
-        <w:t>Одна</w:t>
-      </w:r>
-      <w:r>
-        <w:rPr>
-          <w:color w:val="0000FF"/>
-        </w:rPr>
-        <w:t xml:space="preserve"> </w:t>
-      </w:r>
-      <w:r>
-        <w:rPr>
-          <w:color w:val="0000FF"/>
-        </w:rPr>
-        <w:t>из</w:t>
-      </w:r>
-      <w:r>
-        <w:rPr>
-          <w:color w:val="0000FF"/>
-        </w:rPr>
-        <w:t xml:space="preserve"> </w:t>
-      </w:r>
-      <w:r>
-        <w:rPr>
-          <w:color w:val="0000FF"/>
-        </w:rPr>
-        <w:t>существенных</w:t>
-      </w:r>
-      <w:r>
-        <w:rPr>
-          <w:color w:val="0000FF"/>
-        </w:rPr>
-        <w:t xml:space="preserve"> </w:t>
-      </w:r>
-      <w:r>
-        <w:rPr>
-          <w:color w:val="0000FF"/>
-        </w:rPr>
-        <w:t>идей</w:t>
-      </w:r>
-      <w:r>
-        <w:rPr>
-          <w:color w:val="0000FF"/>
-        </w:rPr>
-        <w:t xml:space="preserve">, </w:t>
-      </w:r>
-      <w:r>
-        <w:rPr>
-          <w:color w:val="0000FF"/>
-        </w:rPr>
-        <w:t>лежащих</w:t>
-      </w:r>
-      <w:r>
-        <w:rPr>
-          <w:color w:val="0000FF"/>
-        </w:rPr>
-        <w:t xml:space="preserve"> </w:t>
-      </w:r>
-      <w:r>
-        <w:rPr>
-          <w:color w:val="0000FF"/>
-        </w:rPr>
-        <w:t>в</w:t>
-      </w:r>
-      <w:r>
-        <w:rPr>
-          <w:color w:val="0000FF"/>
-        </w:rPr>
-        <w:t xml:space="preserve"> </w:t>
-      </w:r>
-      <w:r>
-        <w:rPr>
-          <w:color w:val="0000FF"/>
-        </w:rPr>
-        <w:t>основе</w:t>
-      </w:r>
-      <w:r>
-        <w:rPr>
-          <w:color w:val="0000FF"/>
-        </w:rPr>
-        <w:t xml:space="preserve"> </w:t>
-      </w:r>
-      <w:r>
-        <w:rPr>
-          <w:color w:val="0000FF"/>
-        </w:rPr>
-        <w:t>объектно-ориентированного подхода</w:t>
-      </w:r>
-      <w:r>
-        <w:rPr>
-          <w:color w:val="0000FF"/>
-        </w:rPr>
-        <w:t xml:space="preserve"> – </w:t>
-      </w:r>
-      <w:r>
-        <w:rPr>
-          <w:color w:val="0000FF"/>
-        </w:rPr>
-        <w:t>ориентированность</w:t>
-      </w:r>
-      <w:r>
-        <w:rPr>
-          <w:color w:val="0000FF"/>
-        </w:rPr>
-        <w:t xml:space="preserve"> </w:t>
-      </w:r>
-      <w:r>
-        <w:rPr>
-          <w:color w:val="0000FF"/>
-        </w:rPr>
-        <w:t>на</w:t>
-      </w:r>
-      <w:r>
-        <w:rPr>
-          <w:color w:val="0000FF"/>
-        </w:rPr>
-        <w:t xml:space="preserve"> </w:t>
-      </w:r>
-      <w:r>
-        <w:rPr>
-          <w:color w:val="0000FF"/>
-        </w:rPr>
-        <w:t>изменения</w:t>
-      </w:r>
-      <w:r>
-        <w:rPr>
-          <w:color w:val="0000FF"/>
-        </w:rPr>
-        <w:t xml:space="preserve">. </w:t>
-      </w:r>
-      <w:r>
-        <w:rPr>
-          <w:color w:val="0000FF"/>
-        </w:rPr>
-        <w:t xml:space="preserve">В то же время </w:t>
-      </w:r>
-      <w:r>
-        <w:rPr>
-          <w:color w:val="0000FF"/>
-        </w:rPr>
-        <w:t xml:space="preserve">порядок </w:t>
-      </w:r>
-      <w:r>
-        <w:rPr>
-          <w:color w:val="0000FF"/>
-        </w:rPr>
-        <w:t>внесения предложений, утверждения и реализации изменений и отслеживания результатов долж</w:t>
-      </w:r>
-      <w:r>
-        <w:rPr>
-          <w:color w:val="0000FF"/>
-        </w:rPr>
-        <w:t xml:space="preserve">ен быть определен и зафиксирован. Кроме того, все изменения в проекте должны проводиться в соответствии с принятыми и </w:t>
-      </w:r>
-      <w:r>
-        <w:rPr>
-          <w:color w:val="0000FF"/>
-        </w:rPr>
-        <w:t xml:space="preserve">утвержденными </w:t>
-      </w:r>
-      <w:r>
-        <w:rPr>
-          <w:rStyle w:val="aa"/>
-          <w:color w:val="0000FF"/>
-        </w:rPr>
-        <w:t>рамками решения</w:t>
-      </w:r>
-      <w:r>
-        <w:rPr>
-          <w:color w:val="0000FF"/>
-        </w:rPr>
-        <w:t xml:space="preserve"> и </w:t>
-      </w:r>
-      <w:r>
-        <w:rPr>
-          <w:rStyle w:val="aa"/>
-          <w:color w:val="0000FF"/>
-        </w:rPr>
-        <w:t>рамками проекта</w:t>
-      </w:r>
-      <w:r>
-        <w:rPr>
-          <w:color w:val="0000FF"/>
-        </w:rPr>
-        <w:t xml:space="preserve">. </w:t>
-      </w:r>
-      <w:r>
-        <w:rPr>
-          <w:color w:val="0000FF"/>
-        </w:rPr>
-        <w:t>В данном разделе должны быть описаны:</w:t>
-      </w:r>
-    </w:p>
-    <w:p>
-      <w:pPr>
-        <w:numPr>
-          <w:ilvl w:val="0"/>
-          <w:numId w:val="23"/>
-        </w:numPr>
-        <w:rPr>
-          <w:color w:val="0000FF"/>
-        </w:rPr>
-      </w:pPr>
-      <w:r>
-        <w:rPr>
-          <w:color w:val="0000FF"/>
-        </w:rPr>
-        <w:t>процесс управления изменениями</w:t>
-      </w:r>
-      <w:r>
-        <w:rPr>
-          <w:color w:val="0000FF"/>
-        </w:rPr>
-        <w:t>;</w:t>
-      </w:r>
-    </w:p>
-    <w:p>
-      <w:pPr>
-        <w:numPr>
-          <w:ilvl w:val="0"/>
-          <w:numId w:val="23"/>
-        </w:numPr>
-        <w:rPr>
-          <w:color w:val="0000FF"/>
-        </w:rPr>
-      </w:pPr>
-      <w:r>
-        <w:rPr>
-          <w:color w:val="0000FF"/>
-        </w:rPr>
-        <w:t>форма запроса на изменение;</w:t>
-      </w:r>
-    </w:p>
-    <w:p>
-      <w:pPr>
-        <w:numPr>
-          <w:ilvl w:val="0"/>
-          <w:numId w:val="23"/>
-        </w:numPr>
-        <w:rPr>
-          <w:color w:val="0000FF"/>
-        </w:rPr>
-      </w:pPr>
-      <w:r>
-        <w:rPr>
-          <w:color w:val="0000FF"/>
-        </w:rPr>
-        <w:lastRenderedPageBreak/>
-        <w:t>роли и ответственности в процессе управления изменениями;</w:t>
-      </w:r>
-    </w:p>
-    <w:p>
-      <w:pPr>
-        <w:numPr>
-          <w:ilvl w:val="0"/>
-          <w:numId w:val="23"/>
-        </w:numPr>
-        <w:rPr>
-          <w:color w:val="0000FF"/>
-        </w:rPr>
-      </w:pPr>
-      <w:r>
-        <w:rPr>
-          <w:color w:val="0000FF"/>
-        </w:rPr>
-        <w:t>действия в случае, если предложенные изменения могут отразиться на контракте с заказчиком (в том числе, если эти действия были инициированы самим заказчиком, см. треугольник компромиссов).</w:t>
-      </w:r>
-    </w:p>
-    <w:p>
-      <w:r>
-        <w:t>Опишите стратегию управления изменениями в проекте в соответствии с представленными выше пунктами.</w:t>
       </w:r>
     </w:p>
     <w:p>
@@ -5772,7 +4998,47 @@
         <w:t xml:space="preserve">Любой </w:t>
       </w:r>
       <w:r>
-        <w:t>член команды или заказчик может предложить изменение, оформив его в виде Issue в GitHub/Trello с пометкой "Изменение" (Change Request).</w:t>
+        <w:t xml:space="preserve">член команды или заказчик может предложить изменение, оформив его в виде </w:t>
+      </w:r>
+      <w:proofErr w:type="spellStart"/>
+      <w:r>
+        <w:t>Issue</w:t>
+      </w:r>
+      <w:proofErr w:type="spellEnd"/>
+      <w:r>
+        <w:t xml:space="preserve"> в </w:t>
+      </w:r>
+      <w:proofErr w:type="spellStart"/>
+      <w:r>
+        <w:t>GitHub</w:t>
+      </w:r>
+      <w:proofErr w:type="spellEnd"/>
+      <w:r>
+        <w:t>/</w:t>
+      </w:r>
+      <w:proofErr w:type="spellStart"/>
+      <w:r>
+        <w:t>Trello</w:t>
+      </w:r>
+      <w:proofErr w:type="spellEnd"/>
+      <w:r>
+        <w:t xml:space="preserve"> с пометкой "Изменение" (</w:t>
+      </w:r>
+      <w:proofErr w:type="spellStart"/>
+      <w:r>
+        <w:t>Change</w:t>
+      </w:r>
+      <w:proofErr w:type="spellEnd"/>
+      <w:r>
+        <w:t xml:space="preserve"> </w:t>
+      </w:r>
+      <w:proofErr w:type="spellStart"/>
+      <w:r>
+        <w:t>Request</w:t>
+      </w:r>
+      <w:proofErr w:type="spellEnd"/>
+      <w:r>
+        <w:t>).</w:t>
       </w:r>
     </w:p>
     <w:p>
@@ -5882,12 +5148,17 @@
     </w:p>
     <w:p>
       <w:pPr>
+        <w:ind w:left="360"/>
+      </w:pPr>
+    </w:p>
+    <w:p>
+      <w:pPr>
         <w:pStyle w:val="2"/>
         <w:rPr>
           <w:lang w:val="en-US"/>
         </w:rPr>
       </w:pPr>
-      <w:bookmarkStart w:id="16" w:name="_Toc413347599"/>
+      <w:bookmarkStart w:id="15" w:name="_Toc212494711"/>
       <w:r>
         <w:t>Управление</w:t>
       </w:r>
@@ -5900,146 +5171,7 @@
       <w:r>
         <w:t>внедрениями</w:t>
       </w:r>
-      <w:bookmarkEnd w:id="16"/>
-    </w:p>
-    <w:p>
-      <w:pPr>
-        <w:rPr>
-          <w:color w:val="0000FF"/>
-          <w:lang w:val="en-US"/>
-        </w:rPr>
-      </w:pPr>
-      <w:r>
-        <w:rPr>
-          <w:color w:val="0000FF"/>
-        </w:rPr>
-        <w:t>Р</w:t>
-      </w:r>
-      <w:r>
-        <w:rPr>
-          <w:color w:val="0000FF"/>
-        </w:rPr>
-        <w:t>абота</w:t>
-      </w:r>
-      <w:r>
-        <w:rPr>
-          <w:color w:val="0000FF"/>
-        </w:rPr>
-        <w:t xml:space="preserve"> </w:t>
-      </w:r>
-      <w:r>
-        <w:rPr>
-          <w:color w:val="0000FF"/>
-        </w:rPr>
-        <w:t>над</w:t>
-      </w:r>
-      <w:r>
-        <w:rPr>
-          <w:color w:val="0000FF"/>
-        </w:rPr>
-        <w:t xml:space="preserve"> </w:t>
-      </w:r>
-      <w:r>
-        <w:rPr>
-          <w:color w:val="0000FF"/>
-        </w:rPr>
-        <w:t>решением</w:t>
-      </w:r>
-      <w:r>
-        <w:rPr>
-          <w:color w:val="0000FF"/>
-        </w:rPr>
-        <w:t xml:space="preserve"> </w:t>
-      </w:r>
-      <w:r>
-        <w:rPr>
-          <w:color w:val="0000FF"/>
-        </w:rPr>
-        <w:t>не</w:t>
-      </w:r>
-      <w:r>
-        <w:rPr>
-          <w:color w:val="0000FF"/>
-        </w:rPr>
-        <w:t xml:space="preserve"> </w:t>
-      </w:r>
-      <w:r>
-        <w:rPr>
-          <w:color w:val="0000FF"/>
-        </w:rPr>
-        <w:t>заканчивается</w:t>
-      </w:r>
-      <w:r>
-        <w:rPr>
-          <w:color w:val="0000FF"/>
-        </w:rPr>
-        <w:t xml:space="preserve"> </w:t>
-      </w:r>
-      <w:r>
-        <w:rPr>
-          <w:color w:val="0000FF"/>
-        </w:rPr>
-        <w:t>с</w:t>
-      </w:r>
-      <w:r>
-        <w:rPr>
-          <w:color w:val="0000FF"/>
-        </w:rPr>
-        <w:t xml:space="preserve"> </w:t>
-      </w:r>
-      <w:r>
-        <w:rPr>
-          <w:color w:val="0000FF"/>
-        </w:rPr>
-        <w:t>окончанием</w:t>
-      </w:r>
-      <w:r>
-        <w:rPr>
-          <w:color w:val="0000FF"/>
-        </w:rPr>
-        <w:t xml:space="preserve"> </w:t>
-      </w:r>
-      <w:r>
-        <w:rPr>
-          <w:color w:val="0000FF"/>
-        </w:rPr>
-        <w:t>этапа</w:t>
-      </w:r>
-      <w:r>
-        <w:rPr>
-          <w:color w:val="0000FF"/>
-        </w:rPr>
-        <w:t xml:space="preserve"> </w:t>
-      </w:r>
-      <w:r>
-        <w:rPr>
-          <w:color w:val="0000FF"/>
-        </w:rPr>
-        <w:t>разработки</w:t>
-      </w:r>
-      <w:r>
-        <w:rPr>
-          <w:color w:val="0000FF"/>
-        </w:rPr>
-        <w:t xml:space="preserve">. </w:t>
-      </w:r>
-      <w:r>
-        <w:rPr>
-          <w:color w:val="0000FF"/>
-        </w:rPr>
-        <w:t>Важным аспектом, требующим внимания, является и процесс внедрения как пилотных так и финальных версий решения. В данном разделе должны быть описаны способы и средства по подготовке</w:t>
-      </w:r>
-      <w:r>
-        <w:rPr>
-          <w:color w:val="0000FF"/>
-        </w:rPr>
-        <w:t xml:space="preserve"> релизов и управлению их внедрением, как в тестовые, так и в производственные окружения.</w:t>
-      </w:r>
-    </w:p>
-    <w:p>
-      <w:r>
-        <w:t>Сформулируйте и опишите здесь мероприятия, необходимые для будущего внедрения решения, которое будет разработано в ходе проекта.</w:t>
-      </w:r>
+      <w:bookmarkEnd w:id="15"/>
     </w:p>
     <w:p>
       <w:pPr>
@@ -6057,12 +5189,14 @@
       <w:r>
         <w:t xml:space="preserve">стабильные версии системы помечаются тегами в </w:t>
       </w:r>
+      <w:proofErr w:type="spellStart"/>
       <w:r>
         <w:rPr>
           <w:lang w:val="en-US"/>
         </w:rPr>
         <w:t>Git</w:t>
       </w:r>
+      <w:proofErr w:type="spellEnd"/>
       <w:r>
         <w:t xml:space="preserve">. </w:t>
       </w:r>
@@ -6107,6 +5241,7 @@
         </w:numPr>
       </w:pPr>
       <w:r>
+        <w:lastRenderedPageBreak/>
         <w:t>Тестовое окружение</w:t>
       </w:r>
       <w:r>
@@ -6115,12 +5250,14 @@
       <w:r>
         <w:t xml:space="preserve">на облачном хостинге (например, </w:t>
       </w:r>
+      <w:proofErr w:type="spellStart"/>
       <w:r>
         <w:rPr>
           <w:lang w:val="en-US"/>
         </w:rPr>
         <w:t>PythonAnywhere</w:t>
       </w:r>
+      <w:proofErr w:type="spellEnd"/>
       <w:r>
         <w:t xml:space="preserve">) будет развернуто тестовое окружение, на котором будет проводиться приемочное тестирование. </w:t>
       </w:r>
@@ -6150,7 +5287,6 @@
         </w:numPr>
       </w:pPr>
       <w:r>
-        <w:lastRenderedPageBreak/>
         <w:t>Инструкция по развертыванию</w:t>
       </w:r>
       <w:r>
@@ -6162,12 +5298,17 @@
     </w:p>
     <w:p>
       <w:pPr>
+        <w:ind w:left="1080"/>
+      </w:pPr>
+    </w:p>
+    <w:p>
+      <w:pPr>
         <w:pStyle w:val="2"/>
         <w:rPr>
           <w:lang w:val="en-US"/>
         </w:rPr>
       </w:pPr>
-      <w:bookmarkStart w:id="17" w:name="_Toc413347600"/>
+      <w:bookmarkStart w:id="16" w:name="_Toc212494712"/>
       <w:r>
         <w:t xml:space="preserve">Достижение </w:t>
       </w:r>
@@ -6183,120 +5324,7 @@
       <w:r>
         <w:t>проекта</w:t>
       </w:r>
-      <w:bookmarkEnd w:id="17"/>
-    </w:p>
-    <w:p>
-      <w:pPr>
-        <w:rPr>
-          <w:color w:val="0000FF"/>
-        </w:rPr>
-      </w:pPr>
-      <w:r>
-        <w:rPr>
-          <w:color w:val="0000FF"/>
-        </w:rPr>
-        <w:t>Данный раздел описывает, каким образом в ходе выполнения проекта будут удовлетворяться ожидания заказчика и будущих пользователей к качеству создаваемого решения</w:t>
-      </w:r>
-      <w:r>
-        <w:rPr>
-          <w:color w:val="0000FF"/>
-        </w:rPr>
-        <w:t>, как с точки зрения разработчиков, так и со стороны управления</w:t>
-      </w:r>
-      <w:r>
-        <w:rPr>
-          <w:color w:val="0000FF"/>
-        </w:rPr>
-        <w:t>.</w:t>
-      </w:r>
-      <w:r>
-        <w:rPr>
-          <w:color w:val="0000FF"/>
-        </w:rPr>
-        <w:t xml:space="preserve"> Достижение требуемого качества решения должно быть описано через:</w:t>
-      </w:r>
-    </w:p>
-    <w:p>
-      <w:pPr>
-        <w:numPr>
-          <w:ilvl w:val="0"/>
-          <w:numId w:val="24"/>
-        </w:numPr>
-        <w:rPr>
-          <w:color w:val="0000FF"/>
-        </w:rPr>
-      </w:pPr>
-      <w:r>
-        <w:rPr>
-          <w:color w:val="0000FF"/>
-        </w:rPr>
-        <w:t>ожидания к качеству решения;</w:t>
-      </w:r>
-    </w:p>
-    <w:p>
-      <w:pPr>
-        <w:numPr>
-          <w:ilvl w:val="0"/>
-          <w:numId w:val="24"/>
-        </w:numPr>
-        <w:rPr>
-          <w:color w:val="0000FF"/>
-        </w:rPr>
-      </w:pPr>
-      <w:r>
-        <w:rPr>
-          <w:color w:val="0000FF"/>
-        </w:rPr>
-        <w:t>процесс проверки качества;</w:t>
-      </w:r>
-    </w:p>
-    <w:p>
-      <w:pPr>
-        <w:numPr>
-          <w:ilvl w:val="0"/>
-          <w:numId w:val="24"/>
-        </w:numPr>
-        <w:rPr>
-          <w:color w:val="0000FF"/>
-        </w:rPr>
-      </w:pPr>
-      <w:r>
-        <w:rPr>
-          <w:color w:val="0000FF"/>
-        </w:rPr>
-        <w:t>процесс управления достижением качества;</w:t>
-      </w:r>
-    </w:p>
-    <w:p>
-      <w:pPr>
-        <w:numPr>
-          <w:ilvl w:val="0"/>
-          <w:numId w:val="24"/>
-        </w:numPr>
-        <w:rPr>
-          <w:color w:val="0000FF"/>
-        </w:rPr>
-      </w:pPr>
-      <w:r>
-        <w:rPr>
-          <w:color w:val="0000FF"/>
-        </w:rPr>
-        <w:t xml:space="preserve">роли и ответственности в процессе </w:t>
-      </w:r>
-      <w:r>
-        <w:rPr>
-          <w:color w:val="0000FF"/>
-        </w:rPr>
-        <w:t>достижения качества.</w:t>
-      </w:r>
-    </w:p>
-    <w:p>
-      <w:r>
-        <w:t xml:space="preserve">Сформулируйте и опишите стратегию </w:t>
-      </w:r>
-      <w:r>
-        <w:t>по достижению требуемого качества проекта.</w:t>
-      </w:r>
+      <w:bookmarkEnd w:id="16"/>
     </w:p>
     <w:p>
       <w:pPr>
@@ -6348,9 +5376,11 @@
         </w:rPr>
         <w:t xml:space="preserve">Code Review: </w:t>
       </w:r>
+      <w:proofErr w:type="spellStart"/>
       <w:r>
         <w:t>ревью</w:t>
       </w:r>
+      <w:proofErr w:type="spellEnd"/>
       <w:r>
         <w:rPr>
           <w:lang w:val="en-US"/>
@@ -6447,14 +5477,35 @@
         <w:t>Роли и ответственности</w:t>
       </w:r>
       <w:r>
-        <w:t>: каждый разработчик отвечает за качество своего кода. Фронтенд и бэкенд разработчики проводят кросс-тестирование. Менеджер проекта отвечает за общее качество проекта и организацию тестирования.</w:t>
-      </w:r>
+        <w:t xml:space="preserve">: каждый разработчик отвечает за качество своего кода. </w:t>
+      </w:r>
+      <w:proofErr w:type="spellStart"/>
+      <w:r>
+        <w:t>Фронтенд</w:t>
+      </w:r>
+      <w:proofErr w:type="spellEnd"/>
+      <w:r>
+        <w:t xml:space="preserve"> и </w:t>
+      </w:r>
+      <w:proofErr w:type="spellStart"/>
+      <w:r>
+        <w:t>бэкенд</w:t>
+      </w:r>
+      <w:proofErr w:type="spellEnd"/>
+      <w:r>
+        <w:t xml:space="preserve"> разработчики проводят кросс-тестирование. Менеджер проекта отвечает за общее качество проекта и организацию тестирования.</w:t>
+      </w:r>
+    </w:p>
+    <w:p>
+      <w:pPr>
+        <w:ind w:left="360"/>
+      </w:pPr>
     </w:p>
     <w:p>
       <w:pPr>
         <w:pStyle w:val="2"/>
       </w:pPr>
-      <w:bookmarkStart w:id="18" w:name="_Toc413347601"/>
+      <w:bookmarkStart w:id="17" w:name="_Toc212494713"/>
       <w:r>
         <w:t>Рабочая среда проекта</w:t>
       </w:r>
@@ -6462,58 +5513,7 @@
       <w:bookmarkEnd w:id="2"/>
       <w:bookmarkEnd w:id="3"/>
       <w:bookmarkEnd w:id="4"/>
-      <w:bookmarkEnd w:id="18"/>
-    </w:p>
-    <w:p>
-      <w:pPr>
-        <w:rPr>
-          <w:color w:val="0000FF"/>
-        </w:rPr>
-      </w:pPr>
-      <w:r>
-        <w:rPr>
-          <w:color w:val="0000FF"/>
-        </w:rPr>
-        <w:t>В данном разделе должен быть описан подход к созданию рабочей среды проекта, определяющий как организационные требования</w:t>
-      </w:r>
-      <w:r>
-        <w:rPr>
-          <w:color w:val="0000FF"/>
-        </w:rPr>
-        <w:t xml:space="preserve"> (размещение членов команды, комнаты для митингов и т.д.)</w:t>
-      </w:r>
-      <w:r>
-        <w:rPr>
-          <w:color w:val="0000FF"/>
-        </w:rPr>
-        <w:t>, так и требования к оборудованию</w:t>
-      </w:r>
-      <w:r>
-        <w:rPr>
-          <w:color w:val="0000FF"/>
-        </w:rPr>
-        <w:t xml:space="preserve"> (компьютеры, столы, телефоны и т.д.)</w:t>
-      </w:r>
-      <w:r>
-        <w:rPr>
-          <w:color w:val="0000FF"/>
-        </w:rPr>
-        <w:t>.</w:t>
-      </w:r>
-      <w:r>
-        <w:rPr>
-          <w:color w:val="0000FF"/>
-        </w:rPr>
-        <w:t xml:space="preserve"> Здесь же должны определяться требования к инструментам и системам, таким как системы контроля версий, среды разработки, инструменты тестирования и др.</w:t>
-      </w:r>
-    </w:p>
-    <w:p>
-      <w:r>
-        <w:t>Сформулируйте и опишите требования к рабочей среде проекта</w:t>
-      </w:r>
-      <w:r>
-        <w:t>.</w:t>
-      </w:r>
+      <w:bookmarkEnd w:id="17"/>
     </w:p>
     <w:p>
       <w:pPr>
@@ -6532,7 +5532,31 @@
         <w:t>к</w:t>
       </w:r>
       <w:r>
-        <w:t>оманда работает удаленно. Еженедельные синхронные встречи проводятся через видеоконференции (Zoom, Discord). Асинхронная коммуникация – через мессенджер (Telegram, Slack).</w:t>
+        <w:t>оманда работает удаленно. Еженедельные синхронные встречи проводятся через видеоконференции (</w:t>
+      </w:r>
+      <w:proofErr w:type="spellStart"/>
+      <w:r>
+        <w:t>Zoom</w:t>
+      </w:r>
+      <w:proofErr w:type="spellEnd"/>
+      <w:r>
+        <w:t xml:space="preserve">, </w:t>
+      </w:r>
+      <w:proofErr w:type="spellStart"/>
+      <w:r>
+        <w:t>Discord</w:t>
+      </w:r>
+      <w:proofErr w:type="spellEnd"/>
+      <w:r>
+        <w:t xml:space="preserve">). Асинхронная коммуникация – через мессенджер (Telegram, </w:t>
+      </w:r>
+      <w:proofErr w:type="spellStart"/>
+      <w:r>
+        <w:t>Slack</w:t>
+      </w:r>
+      <w:proofErr w:type="spellEnd"/>
+      <w:r>
+        <w:t>).</w:t>
       </w:r>
     </w:p>
     <w:p>
@@ -6543,7 +5567,6 @@
         </w:numPr>
       </w:pPr>
       <w:r>
-        <w:lastRenderedPageBreak/>
         <w:t>Оборудование</w:t>
       </w:r>
       <w:r>
@@ -6586,12 +5609,14 @@
       <w:r>
         <w:t xml:space="preserve">: </w:t>
       </w:r>
+      <w:proofErr w:type="spellStart"/>
       <w:r>
         <w:rPr>
           <w:lang w:val="en-US"/>
         </w:rPr>
         <w:t>Git</w:t>
       </w:r>
+      <w:proofErr w:type="spellEnd"/>
       <w:r>
         <w:t xml:space="preserve">, </w:t>
       </w:r>
@@ -6636,12 +5661,14 @@
       <w:r>
         <w:t xml:space="preserve">, </w:t>
       </w:r>
+      <w:proofErr w:type="spellStart"/>
       <w:r>
         <w:rPr>
           <w:lang w:val="en-US"/>
         </w:rPr>
         <w:t>PyCharm</w:t>
       </w:r>
+      <w:proofErr w:type="spellEnd"/>
       <w:r>
         <w:t>.</w:t>
       </w:r>
@@ -6715,6 +5742,7 @@
         </w:rPr>
       </w:pPr>
       <w:r>
+        <w:lastRenderedPageBreak/>
         <w:t>Документация</w:t>
       </w:r>
       <w:r>
@@ -6752,21 +5780,25 @@
       <w:r>
         <w:t>.</w:t>
       </w:r>
+      <w:proofErr w:type="spellStart"/>
       <w:r>
         <w:rPr>
           <w:lang w:val="en-US"/>
         </w:rPr>
         <w:t>io</w:t>
       </w:r>
+      <w:proofErr w:type="spellEnd"/>
       <w:r>
         <w:t>/</w:t>
       </w:r>
+      <w:proofErr w:type="spellStart"/>
       <w:r>
         <w:rPr>
           <w:lang w:val="en-US"/>
         </w:rPr>
         <w:t>Lucidchart</w:t>
       </w:r>
+      <w:proofErr w:type="spellEnd"/>
       <w:r>
         <w:t xml:space="preserve"> </w:t>
       </w:r>
@@ -6793,7 +5825,7 @@
       </w:r>
     </w:p>
     <w:sectPr>
-      <w:footerReference w:type="default" r:id="rId9"/>
+      <w:footerReference w:type="default" r:id="rId7"/>
       <w:footnotePr>
         <w:numFmt w:val="chicago"/>
       </w:footnotePr>
@@ -6864,227 +5896,6 @@
           <w:lang w:val="en-US"/>
         </w:rPr>
       </w:pPr>
-      <w:r>
-        <w:rPr>
-          <w:rStyle w:val="ad"/>
-          <w:color w:val="FFFFFF"/>
-        </w:rPr>
-        <w:footnoteRef/>
-      </w:r>
-      <w:r>
-        <w:t xml:space="preserve"> </w:t>
-      </w:r>
-      <w:r>
-        <w:rPr>
-          <w:sz w:val="16"/>
-        </w:rPr>
-        <w:t>В документе использованы материалы белых книг (</w:t>
-      </w:r>
-      <w:r>
-        <w:rPr>
-          <w:sz w:val="16"/>
-          <w:lang w:val="en-US"/>
-        </w:rPr>
-        <w:t>white papers</w:t>
-      </w:r>
-      <w:r>
-        <w:rPr>
-          <w:sz w:val="16"/>
-        </w:rPr>
-        <w:t>) “MSF Process Model”, “</w:t>
-      </w:r>
-      <w:r>
-        <w:rPr>
-          <w:sz w:val="16"/>
-        </w:rPr>
-        <w:t>MSF Risk Management Discipline</w:t>
-      </w:r>
-      <w:r>
-        <w:rPr>
-          <w:sz w:val="16"/>
-        </w:rPr>
-        <w:t>”, “</w:t>
-      </w:r>
-      <w:r>
-        <w:rPr>
-          <w:sz w:val="16"/>
-        </w:rPr>
-        <w:t>MSF Team Model</w:t>
-      </w:r>
-      <w:r>
-        <w:rPr>
-          <w:sz w:val="16"/>
-        </w:rPr>
-        <w:t>”</w:t>
-      </w:r>
-      <w:r>
-        <w:rPr>
-          <w:sz w:val="16"/>
-          <w:lang w:val="en-US"/>
-        </w:rPr>
-        <w:t xml:space="preserve"> (</w:t>
-      </w:r>
-      <w:hyperlink r:id="rId1" w:history="1">
-        <w:r>
-          <w:rPr>
-            <w:rStyle w:val="af"/>
-            <w:sz w:val="16"/>
-            <w:lang w:val="en-US"/>
-          </w:rPr>
-          <w:t>http://www.microsoft.com/msf</w:t>
-        </w:r>
-      </w:hyperlink>
-      <w:r>
-        <w:rPr>
-          <w:sz w:val="16"/>
-          <w:lang w:val="en-US"/>
-        </w:rPr>
-        <w:t>)</w:t>
-      </w:r>
-      <w:r>
-        <w:rPr>
-          <w:sz w:val="16"/>
-        </w:rPr>
-        <w:t>, их переводов “</w:t>
-      </w:r>
-      <w:r>
-        <w:rPr>
-          <w:sz w:val="16"/>
-        </w:rPr>
-        <w:t>Модель процессов MSF</w:t>
-      </w:r>
-      <w:r>
-        <w:rPr>
-          <w:sz w:val="16"/>
-        </w:rPr>
-        <w:t>”, “</w:t>
-      </w:r>
-      <w:r>
-        <w:rPr>
-          <w:sz w:val="16"/>
-        </w:rPr>
-        <w:t>Дисциплина управления рисками MSF</w:t>
-      </w:r>
-      <w:r>
-        <w:rPr>
-          <w:sz w:val="16"/>
-        </w:rPr>
-        <w:t>”, “</w:t>
-      </w:r>
-      <w:r>
-        <w:rPr>
-          <w:sz w:val="16"/>
-        </w:rPr>
-        <w:t>Модель проектной группы MSF</w:t>
-      </w:r>
-      <w:r>
-        <w:rPr>
-          <w:sz w:val="16"/>
-        </w:rPr>
-        <w:t>” выполненных в 2003 году корпораций</w:t>
-      </w:r>
-      <w:r>
-        <w:rPr>
-          <w:sz w:val="16"/>
-        </w:rPr>
-        <w:t xml:space="preserve"> eLine Software</w:t>
-      </w:r>
-      <w:r>
-        <w:rPr>
-          <w:sz w:val="16"/>
-        </w:rPr>
-        <w:t xml:space="preserve"> (</w:t>
-      </w:r>
-      <w:hyperlink r:id="rId2" w:history="1">
-        <w:r>
-          <w:rPr>
-            <w:rStyle w:val="af"/>
-            <w:sz w:val="16"/>
-          </w:rPr>
-          <w:t>http://www.elinesoftware.com</w:t>
-        </w:r>
-      </w:hyperlink>
-      <w:r>
-        <w:rPr>
-          <w:sz w:val="16"/>
-        </w:rPr>
-        <w:t xml:space="preserve">), а также официальных курсов </w:t>
-      </w:r>
-      <w:r>
-        <w:rPr>
-          <w:sz w:val="16"/>
-          <w:lang w:val="en-US"/>
-        </w:rPr>
-        <w:t xml:space="preserve">Microsoft 2710B </w:t>
-      </w:r>
-      <w:r>
-        <w:rPr>
-          <w:sz w:val="16"/>
-        </w:rPr>
-        <w:t xml:space="preserve">и </w:t>
-      </w:r>
-      <w:r>
-        <w:rPr>
-          <w:sz w:val="16"/>
-          <w:lang w:val="en-US"/>
-        </w:rPr>
-        <w:t>1846A.</w:t>
-      </w:r>
-    </w:p>
-  </w:footnote>
-  <w:footnote w:id="2">
-    <w:p>
-      <w:pPr>
-        <w:pStyle w:val="a8"/>
-      </w:pPr>
-      <w:r>
-        <w:rPr>
-          <w:rStyle w:val="ad"/>
-        </w:rPr>
-        <w:t>*</w:t>
-      </w:r>
-      <w:r>
-        <w:t xml:space="preserve"> Рисунок заимствован из белой книги (</w:t>
-      </w:r>
-      <w:r>
-        <w:rPr>
-          <w:lang w:val="en-US"/>
-        </w:rPr>
-        <w:t>white</w:t>
-      </w:r>
-      <w:r>
-        <w:t xml:space="preserve"> </w:t>
-      </w:r>
-      <w:r>
-        <w:rPr>
-          <w:lang w:val="en-US"/>
-        </w:rPr>
-        <w:t>paper</w:t>
-      </w:r>
-      <w:r>
-        <w:t>) “</w:t>
-      </w:r>
-      <w:r>
-        <w:t>Модель процессов</w:t>
-      </w:r>
-      <w:r>
-        <w:t xml:space="preserve"> MSF</w:t>
-      </w:r>
-      <w:r>
-        <w:t xml:space="preserve">” </w:t>
-      </w:r>
-      <w:r>
-        <w:t>в переводе корпорации</w:t>
-      </w:r>
-      <w:r>
-        <w:t xml:space="preserve"> eLine Software</w:t>
-      </w:r>
-      <w:r>
-        <w:t xml:space="preserve"> 2003 года</w:t>
-      </w:r>
-      <w:r>
-        <w:t>.</w:t>
-      </w:r>
     </w:p>
   </w:footnote>
 </w:footnotes>
@@ -11629,6 +10440,50 @@
     <w:lsdException w:name="Hyperlink" w:uiPriority="99"/>
     <w:lsdException w:name="Strong" w:uiPriority="22" w:qFormat="1"/>
     <w:lsdException w:name="Emphasis" w:qFormat="1"/>
+    <w:lsdException w:name="Normal Table" w:semiHidden="1" w:unhideWhenUsed="1"/>
+    <w:lsdException w:name="Table Simple 1" w:semiHidden="1" w:unhideWhenUsed="1"/>
+    <w:lsdException w:name="Table Simple 2" w:semiHidden="1" w:unhideWhenUsed="1"/>
+    <w:lsdException w:name="Table Simple 3" w:semiHidden="1" w:unhideWhenUsed="1"/>
+    <w:lsdException w:name="Table Classic 1" w:semiHidden="1" w:unhideWhenUsed="1"/>
+    <w:lsdException w:name="Table Classic 2" w:semiHidden="1" w:unhideWhenUsed="1"/>
+    <w:lsdException w:name="Table Classic 3" w:semiHidden="1" w:unhideWhenUsed="1"/>
+    <w:lsdException w:name="Table Classic 4" w:semiHidden="1" w:unhideWhenUsed="1"/>
+    <w:lsdException w:name="Table Colorful 1" w:semiHidden="1" w:unhideWhenUsed="1"/>
+    <w:lsdException w:name="Table Colorful 2" w:semiHidden="1" w:unhideWhenUsed="1"/>
+    <w:lsdException w:name="Table Colorful 3" w:semiHidden="1" w:unhideWhenUsed="1"/>
+    <w:lsdException w:name="Table Columns 1" w:semiHidden="1" w:unhideWhenUsed="1"/>
+    <w:lsdException w:name="Table Columns 2" w:semiHidden="1" w:unhideWhenUsed="1"/>
+    <w:lsdException w:name="Table Columns 3" w:semiHidden="1" w:unhideWhenUsed="1"/>
+    <w:lsdException w:name="Table Columns 4" w:semiHidden="1" w:unhideWhenUsed="1"/>
+    <w:lsdException w:name="Table Columns 5" w:semiHidden="1" w:unhideWhenUsed="1"/>
+    <w:lsdException w:name="Table Grid 1" w:semiHidden="1" w:unhideWhenUsed="1"/>
+    <w:lsdException w:name="Table Grid 2" w:semiHidden="1" w:unhideWhenUsed="1"/>
+    <w:lsdException w:name="Table Grid 3" w:semiHidden="1" w:unhideWhenUsed="1"/>
+    <w:lsdException w:name="Table Grid 4" w:semiHidden="1" w:unhideWhenUsed="1"/>
+    <w:lsdException w:name="Table Grid 5" w:semiHidden="1" w:unhideWhenUsed="1"/>
+    <w:lsdException w:name="Table Grid 6" w:semiHidden="1" w:unhideWhenUsed="1"/>
+    <w:lsdException w:name="Table Grid 7" w:semiHidden="1" w:unhideWhenUsed="1"/>
+    <w:lsdException w:name="Table Grid 8" w:semiHidden="1" w:unhideWhenUsed="1"/>
+    <w:lsdException w:name="Table List 1" w:semiHidden="1" w:unhideWhenUsed="1"/>
+    <w:lsdException w:name="Table List 2" w:semiHidden="1" w:unhideWhenUsed="1"/>
+    <w:lsdException w:name="Table List 3" w:semiHidden="1" w:unhideWhenUsed="1"/>
+    <w:lsdException w:name="Table List 4" w:semiHidden="1" w:unhideWhenUsed="1"/>
+    <w:lsdException w:name="Table List 5" w:semiHidden="1" w:unhideWhenUsed="1"/>
+    <w:lsdException w:name="Table List 6" w:semiHidden="1" w:unhideWhenUsed="1"/>
+    <w:lsdException w:name="Table List 7" w:semiHidden="1" w:unhideWhenUsed="1"/>
+    <w:lsdException w:name="Table List 8" w:semiHidden="1" w:unhideWhenUsed="1"/>
+    <w:lsdException w:name="Table 3D effects 1" w:semiHidden="1" w:unhideWhenUsed="1"/>
+    <w:lsdException w:name="Table 3D effects 2" w:semiHidden="1" w:unhideWhenUsed="1"/>
+    <w:lsdException w:name="Table 3D effects 3" w:semiHidden="1" w:unhideWhenUsed="1"/>
+    <w:lsdException w:name="Table Contemporary" w:semiHidden="1" w:unhideWhenUsed="1"/>
+    <w:lsdException w:name="Table Elegant" w:semiHidden="1" w:unhideWhenUsed="1"/>
+    <w:lsdException w:name="Table Professional" w:semiHidden="1" w:unhideWhenUsed="1"/>
+    <w:lsdException w:name="Table Subtle 1" w:semiHidden="1" w:unhideWhenUsed="1"/>
+    <w:lsdException w:name="Table Subtle 2" w:semiHidden="1" w:unhideWhenUsed="1"/>
+    <w:lsdException w:name="Table Web 1" w:semiHidden="1" w:unhideWhenUsed="1"/>
+    <w:lsdException w:name="Table Web 2" w:semiHidden="1" w:unhideWhenUsed="1"/>
+    <w:lsdException w:name="Table Web 3" w:semiHidden="1" w:unhideWhenUsed="1"/>
+    <w:lsdException w:name="Table Theme" w:semiHidden="1" w:unhideWhenUsed="1"/>
     <w:lsdException w:name="Placeholder Text" w:semiHidden="1" w:uiPriority="99"/>
     <w:lsdException w:name="No Spacing" w:uiPriority="1" w:qFormat="1"/>
     <w:lsdException w:name="Light Shading" w:uiPriority="60"/>
@@ -12019,11 +10874,15 @@
   </w:style>
   <w:style w:type="character" w:default="1" w:styleId="a1">
     <w:name w:val="Default Paragraph Font"/>
+    <w:uiPriority w:val="1"/>
     <w:semiHidden/>
+    <w:unhideWhenUsed/>
   </w:style>
   <w:style w:type="table" w:default="1" w:styleId="a2">
     <w:name w:val="Normal Table"/>
+    <w:uiPriority w:val="99"/>
     <w:semiHidden/>
+    <w:unhideWhenUsed/>
     <w:tblPr>
       <w:tblInd w:w="0" w:type="dxa"/>
       <w:tblCellMar>
@@ -12036,9 +10895,11 @@
   </w:style>
   <w:style w:type="numbering" w:default="1" w:styleId="a3">
     <w:name w:val="No List"/>
+    <w:uiPriority w:val="99"/>
     <w:semiHidden/>
+    <w:unhideWhenUsed/>
   </w:style>
-  <w:style w:type="paragraph" w:styleId="a4">
+  <w:style w:type="paragraph" w:customStyle="1" w:styleId="a4">
     <w:name w:val="Название"/>
     <w:basedOn w:val="a0"/>
     <w:next w:val="a0"/>

--- a/documents/project_structure.docx
+++ b/documents/project_structure.docx
@@ -303,13 +303,11 @@
         </w:rPr>
         <w:footnoteReference w:id="1"/>
       </w:r>
-      <w:bookmarkStart w:id="0" w:name="_GoBack"/>
-      <w:bookmarkEnd w:id="0"/>
-    </w:p>
-    <w:bookmarkStart w:id="1" w:name="_Toc114815999"/>
-    <w:bookmarkStart w:id="2" w:name="_Toc114823010"/>
-    <w:bookmarkStart w:id="3" w:name="_Toc115845556"/>
-    <w:bookmarkStart w:id="4" w:name="_Toc115845555"/>
+    </w:p>
+    <w:bookmarkStart w:id="0" w:name="_Toc114815999"/>
+    <w:bookmarkStart w:id="1" w:name="_Toc114823010"/>
+    <w:bookmarkStart w:id="2" w:name="_Toc115845556"/>
+    <w:bookmarkStart w:id="3" w:name="_Toc115845555"/>
     <w:p>
       <w:pPr>
         <w:pStyle w:val="10"/>
@@ -1667,25 +1665,25 @@
       <w:pPr>
         <w:pStyle w:val="1"/>
       </w:pPr>
-      <w:bookmarkStart w:id="5" w:name="_Toc212494701"/>
+      <w:bookmarkStart w:id="4" w:name="_Toc212494701"/>
       <w:r>
         <w:lastRenderedPageBreak/>
         <w:t>Рамки проекта</w:t>
       </w:r>
+      <w:bookmarkEnd w:id="4"/>
+    </w:p>
+    <w:p>
+      <w:pPr>
+        <w:pStyle w:val="2"/>
+      </w:pPr>
+      <w:bookmarkStart w:id="5" w:name="_Toc212494702"/>
+      <w:r>
+        <w:t>Матрица</w:t>
+      </w:r>
+      <w:r>
+        <w:t xml:space="preserve"> компромиссов проекта</w:t>
+      </w:r>
       <w:bookmarkEnd w:id="5"/>
-    </w:p>
-    <w:p>
-      <w:pPr>
-        <w:pStyle w:val="2"/>
-      </w:pPr>
-      <w:bookmarkStart w:id="6" w:name="_Toc212494702"/>
-      <w:r>
-        <w:t>Матрица</w:t>
-      </w:r>
-      <w:r>
-        <w:t xml:space="preserve"> компромиссов проекта</w:t>
-      </w:r>
-      <w:bookmarkEnd w:id="6"/>
     </w:p>
     <w:p>
       <w:r>
@@ -2263,11 +2261,11 @@
       <w:pPr>
         <w:pStyle w:val="2"/>
       </w:pPr>
-      <w:bookmarkStart w:id="7" w:name="_Toc212494703"/>
+      <w:bookmarkStart w:id="6" w:name="_Toc212494703"/>
       <w:r>
         <w:t>Вехи проекта</w:t>
       </w:r>
-      <w:bookmarkEnd w:id="7"/>
+      <w:bookmarkEnd w:id="6"/>
     </w:p>
     <w:p>
       <w:r>
@@ -2526,11 +2524,11 @@
       <w:pPr>
         <w:pStyle w:val="2"/>
       </w:pPr>
-      <w:bookmarkStart w:id="8" w:name="_Toc212494704"/>
+      <w:bookmarkStart w:id="7" w:name="_Toc212494704"/>
       <w:r>
         <w:t>Сметы проекта</w:t>
       </w:r>
-      <w:bookmarkEnd w:id="8"/>
+      <w:bookmarkEnd w:id="7"/>
     </w:p>
     <w:p>
       <w:r>
@@ -3082,33 +3080,39 @@
       <w:pPr>
         <w:pStyle w:val="2"/>
       </w:pPr>
-      <w:bookmarkStart w:id="9" w:name="_Toc212494705"/>
+      <w:bookmarkStart w:id="8" w:name="_Toc212494705"/>
       <w:r>
         <w:t>План-график проекта</w:t>
       </w:r>
+      <w:bookmarkEnd w:id="8"/>
+    </w:p>
+    <w:p>
+      <w:r>
+        <w:t xml:space="preserve">На основе выделенных выше вех, а также сформулированных целей и задач определите </w:t>
+      </w:r>
+      <w:r>
+        <w:t>ожидаемую временную протяженность проекта и</w:t>
+      </w:r>
+      <w:r>
+        <w:t xml:space="preserve"> постройте предварительный график выполнения проекта</w:t>
+      </w:r>
+      <w:r>
+        <w:t>.</w:t>
+      </w:r>
+    </w:p>
+    <w:p>
+      <w:r>
+        <w:t>Предварительный график выполнения проекта на основе вех и ключевых задач</w:t>
+      </w:r>
+      <w:r>
+        <w:t>.</w:t>
+      </w:r>
+      <w:r>
+        <w:br/>
+        <w:t>\\</w:t>
+      </w:r>
+      <w:bookmarkStart w:id="9" w:name="_GoBack"/>
       <w:bookmarkEnd w:id="9"/>
-    </w:p>
-    <w:p>
-      <w:r>
-        <w:t xml:space="preserve">На основе выделенных выше вех, а также сформулированных целей и задач определите </w:t>
-      </w:r>
-      <w:r>
-        <w:t>ожидаемую временную протяженность проекта и</w:t>
-      </w:r>
-      <w:r>
-        <w:t xml:space="preserve"> постройте предварительный график выполнения проекта</w:t>
-      </w:r>
-      <w:r>
-        <w:t>.</w:t>
-      </w:r>
-    </w:p>
-    <w:p>
-      <w:r>
-        <w:t>Предварительный график выполнения проекта на основе вех и ключевых задач</w:t>
-      </w:r>
-      <w:r>
-        <w:t>.</w:t>
-      </w:r>
     </w:p>
     <w:tbl>
       <w:tblPr>
@@ -3276,6 +3280,7 @@
               <w:jc w:val="center"/>
             </w:pPr>
             <w:r>
+              <w:lastRenderedPageBreak/>
               <w:t>7-10</w:t>
             </w:r>
           </w:p>
@@ -3330,11 +3335,7 @@
               <w:t xml:space="preserve"> </w:t>
             </w:r>
             <w:r>
-              <w:t xml:space="preserve">для пользователей, </w:t>
-            </w:r>
-            <w:r>
-              <w:lastRenderedPageBreak/>
-              <w:t>услуг, заказов</w:t>
+              <w:t>для пользователей, услуг, заказов</w:t>
             </w:r>
             <w:r>
               <w:t>)</w:t>
@@ -3355,7 +3356,6 @@
               <w:jc w:val="center"/>
             </w:pPr>
             <w:r>
-              <w:lastRenderedPageBreak/>
               <w:t>Веха 2</w:t>
             </w:r>
             <w:r>
@@ -3393,7 +3393,6 @@
               <w:jc w:val="center"/>
             </w:pPr>
             <w:r>
-              <w:lastRenderedPageBreak/>
               <w:t>11-12</w:t>
             </w:r>
           </w:p>
@@ -4537,13 +4536,7 @@
             </w:pPr>
             <w:proofErr w:type="spellStart"/>
             <w:r>
-              <w:t>Т</w:t>
-            </w:r>
-            <w:r>
-              <w:t>е</w:t>
-            </w:r>
-            <w:r>
-              <w:t>стировщик</w:t>
+              <w:t>Тестировщик</w:t>
             </w:r>
             <w:proofErr w:type="spellEnd"/>
           </w:p>
@@ -4594,10 +4587,7 @@
               <w:jc w:val="center"/>
             </w:pPr>
             <w:r>
-              <w:t>Д</w:t>
-            </w:r>
-            <w:r>
-              <w:t xml:space="preserve">изайнер </w:t>
+              <w:t xml:space="preserve">Дизайнер </w:t>
             </w:r>
             <w:r>
               <w:rPr>
@@ -4685,10 +4675,7 @@
               <w:jc w:val="center"/>
             </w:pPr>
             <w:r>
-              <w:t>Г</w:t>
-            </w:r>
-            <w:r>
-              <w:t>енеральный директор</w:t>
+              <w:t>Генеральный директор</w:t>
             </w:r>
           </w:p>
         </w:tc>
@@ -5509,10 +5496,10 @@
       <w:r>
         <w:t>Рабочая среда проекта</w:t>
       </w:r>
+      <w:bookmarkEnd w:id="0"/>
       <w:bookmarkEnd w:id="1"/>
       <w:bookmarkEnd w:id="2"/>
       <w:bookmarkEnd w:id="3"/>
-      <w:bookmarkEnd w:id="4"/>
       <w:bookmarkEnd w:id="17"/>
     </w:p>
     <w:p>

--- a/documents/project_structure.docx
+++ b/documents/project_structure.docx
@@ -2705,7 +2705,13 @@
               <w:jc w:val="center"/>
             </w:pPr>
             <w:r>
-              <w:t>0 р.</w:t>
+              <w:rPr>
+                <w:lang w:val="en-US"/>
+              </w:rPr>
+              <w:t>500</w:t>
+            </w:r>
+            <w:r>
+              <w:t xml:space="preserve"> р.</w:t>
             </w:r>
             <w:r>
               <w:rPr>
@@ -2729,7 +2735,13 @@
               <w:jc w:val="center"/>
             </w:pPr>
             <w:r>
-              <w:t>0 р.</w:t>
+              <w:rPr>
+                <w:lang w:val="en-US"/>
+              </w:rPr>
+              <w:t>300000</w:t>
+            </w:r>
+            <w:r>
+              <w:t xml:space="preserve"> р.</w:t>
             </w:r>
           </w:p>
         </w:tc>
@@ -2785,7 +2797,27 @@
               <w:jc w:val="center"/>
             </w:pPr>
             <w:r>
-              <w:t>0 р.</w:t>
+              <w:t xml:space="preserve">90 </w:t>
+            </w:r>
+            <w:proofErr w:type="spellStart"/>
+            <w:r>
+              <w:t>т.</w:t>
+            </w:r>
+            <w:r>
+              <w:t>р</w:t>
+            </w:r>
+            <w:proofErr w:type="spellEnd"/>
+            <w:r>
+              <w:t>.</w:t>
+            </w:r>
+            <w:r>
+              <w:t>/</w:t>
+            </w:r>
+            <w:r>
+              <w:t xml:space="preserve"> </w:t>
+            </w:r>
+            <w:r>
+              <w:t>шт.</w:t>
             </w:r>
           </w:p>
         </w:tc>
@@ -2800,7 +2832,10 @@
               <w:jc w:val="center"/>
             </w:pPr>
             <w:r>
-              <w:t>0 р.</w:t>
+              <w:t>360000</w:t>
+            </w:r>
+            <w:r>
+              <w:t xml:space="preserve"> р.</w:t>
             </w:r>
           </w:p>
         </w:tc>
@@ -2858,9 +2893,6 @@
               <w:t>0 р.</w:t>
             </w:r>
             <w:r>
-              <w:rPr>
-                <w:lang w:val="en-US"/>
-              </w:rPr>
               <w:t>/</w:t>
             </w:r>
             <w:r>
@@ -2902,7 +2934,10 @@
               <w:rPr>
                 <w:lang w:val="en-US"/>
               </w:rPr>
-              <w:t xml:space="preserve">IDE, </w:t>
+              <w:t>IDE</w:t>
+            </w:r>
+            <w:r>
+              <w:t xml:space="preserve">, </w:t>
             </w:r>
             <w:proofErr w:type="spellStart"/>
             <w:r>
@@ -2913,9 +2948,6 @@
             </w:r>
             <w:proofErr w:type="spellEnd"/>
             <w:r>
-              <w:rPr>
-                <w:lang w:val="en-US"/>
-              </w:rPr>
               <w:t>, …</w:t>
             </w:r>
             <w:r>
@@ -2982,7 +3014,6 @@
               <w:rPr>
                 <w:b/>
                 <w:bCs/>
-                <w:lang w:val="en-US"/>
               </w:rPr>
             </w:pPr>
             <w:r>
@@ -2996,7 +3027,6 @@
               <w:rPr>
                 <w:b/>
                 <w:bCs/>
-                <w:lang w:val="en-US"/>
               </w:rPr>
               <w:t>:</w:t>
             </w:r>
@@ -3037,10 +3067,10 @@
               <w:jc w:val="center"/>
             </w:pPr>
             <w:r>
-              <w:rPr>
-                <w:lang w:val="en-US"/>
-              </w:rPr>
-              <w:t xml:space="preserve">0 </w:t>
+              <w:t>660000</w:t>
+            </w:r>
+            <w:r>
+              <w:t xml:space="preserve"> </w:t>
             </w:r>
             <w:r>
               <w:t>р.</w:t>
@@ -3066,7 +3096,13 @@
         <w:t>:</w:t>
       </w:r>
       <w:r>
-        <w:t xml:space="preserve"> 0 рублей.</w:t>
+        <w:t xml:space="preserve"> </w:t>
+      </w:r>
+      <w:r>
+        <w:t>66000</w:t>
+      </w:r>
+      <w:r>
+        <w:t>0 рублей.</w:t>
       </w:r>
       <w:r>
         <w:rPr>
@@ -3075,497 +3111,90 @@
         <w:t xml:space="preserve"> </w:t>
       </w:r>
     </w:p>
+    <w:p>
+      <w:bookmarkStart w:id="8" w:name="_GoBack"/>
+      <w:bookmarkEnd w:id="8"/>
+    </w:p>
+    <w:p>
+      <w:pPr>
+        <w:pStyle w:val="2"/>
+      </w:pPr>
+      <w:bookmarkStart w:id="9" w:name="_Toc212494705"/>
+      <w:r>
+        <w:t>План-график проекта</w:t>
+      </w:r>
+      <w:bookmarkEnd w:id="9"/>
+    </w:p>
+    <w:p>
+      <w:r>
+        <w:t xml:space="preserve">На основе выделенных выше вех, а также сформулированных целей и задач определите </w:t>
+      </w:r>
+      <w:r>
+        <w:t>ожидаемую временную протяженность проекта и</w:t>
+      </w:r>
+      <w:r>
+        <w:t xml:space="preserve"> постройте предварительный график выполнения проекта</w:t>
+      </w:r>
+      <w:r>
+        <w:t>.</w:t>
+      </w:r>
+    </w:p>
+    <w:p>
+      <w:r>
+        <w:t>Предварительный график выполнения проекта на основе вех и ключевых задач</w:t>
+      </w:r>
+      <w:r>
+        <w:t>.</w:t>
+      </w:r>
+    </w:p>
     <w:p/>
     <w:p>
       <w:pPr>
-        <w:pStyle w:val="2"/>
-      </w:pPr>
-      <w:bookmarkStart w:id="8" w:name="_Toc212494705"/>
-      <w:r>
-        <w:t>План-график проекта</w:t>
-      </w:r>
-      <w:bookmarkEnd w:id="8"/>
-    </w:p>
-    <w:p>
-      <w:r>
-        <w:t xml:space="preserve">На основе выделенных выше вех, а также сформулированных целей и задач определите </w:t>
-      </w:r>
-      <w:r>
-        <w:t>ожидаемую временную протяженность проекта и</w:t>
-      </w:r>
-      <w:r>
-        <w:t xml:space="preserve"> постройте предварительный график выполнения проекта</w:t>
-      </w:r>
-      <w:r>
-        <w:t>.</w:t>
-      </w:r>
-    </w:p>
-    <w:p>
-      <w:r>
-        <w:t>Предварительный график выполнения проекта на основе вех и ключевых задач</w:t>
-      </w:r>
-      <w:r>
-        <w:t>.</w:t>
-      </w:r>
-      <w:r>
-        <w:br/>
-        <w:t>\\</w:t>
-      </w:r>
-      <w:bookmarkStart w:id="9" w:name="_GoBack"/>
-      <w:bookmarkEnd w:id="9"/>
-    </w:p>
-    <w:tbl>
-      <w:tblPr>
-        <w:tblW w:w="0" w:type="auto"/>
-        <w:tblBorders>
-          <w:top w:val="single" w:sz="4" w:space="0" w:color="auto"/>
-          <w:left w:val="single" w:sz="4" w:space="0" w:color="auto"/>
-          <w:bottom w:val="single" w:sz="4" w:space="0" w:color="auto"/>
-          <w:right w:val="single" w:sz="4" w:space="0" w:color="auto"/>
-          <w:insideH w:val="single" w:sz="4" w:space="0" w:color="auto"/>
-          <w:insideV w:val="single" w:sz="4" w:space="0" w:color="auto"/>
-        </w:tblBorders>
-        <w:tblLook w:val="04A0" w:firstRow="1" w:lastRow="0" w:firstColumn="1" w:lastColumn="0" w:noHBand="0" w:noVBand="1"/>
-      </w:tblPr>
-      <w:tblGrid>
-        <w:gridCol w:w="2178"/>
-        <w:gridCol w:w="4534"/>
-        <w:gridCol w:w="2349"/>
-      </w:tblGrid>
-      <w:tr>
-        <w:tc>
-          <w:tcPr>
-            <w:tcW w:w="2235" w:type="dxa"/>
-            <w:shd w:val="clear" w:color="auto" w:fill="auto"/>
-          </w:tcPr>
-          <w:p>
-            <w:pPr>
-              <w:jc w:val="center"/>
-              <w:rPr>
-                <w:b/>
-                <w:bCs/>
-              </w:rPr>
-            </w:pPr>
-            <w:r>
-              <w:rPr>
-                <w:b/>
-                <w:bCs/>
-              </w:rPr>
-              <w:t>Период (недели)</w:t>
-            </w:r>
-          </w:p>
-        </w:tc>
-        <w:tc>
-          <w:tcPr>
-            <w:tcW w:w="4677" w:type="dxa"/>
-            <w:shd w:val="clear" w:color="auto" w:fill="auto"/>
-          </w:tcPr>
-          <w:p>
-            <w:pPr>
-              <w:jc w:val="center"/>
-              <w:rPr>
-                <w:b/>
-                <w:bCs/>
-              </w:rPr>
-            </w:pPr>
-            <w:r>
-              <w:rPr>
-                <w:b/>
-                <w:bCs/>
-              </w:rPr>
-              <w:t>Основные задачи</w:t>
-            </w:r>
-          </w:p>
-        </w:tc>
-        <w:tc>
-          <w:tcPr>
-            <w:tcW w:w="2375" w:type="dxa"/>
-            <w:shd w:val="clear" w:color="auto" w:fill="auto"/>
-          </w:tcPr>
-          <w:p>
-            <w:pPr>
-              <w:jc w:val="center"/>
-              <w:rPr>
-                <w:b/>
-                <w:bCs/>
-              </w:rPr>
-            </w:pPr>
-            <w:r>
-              <w:rPr>
-                <w:b/>
-                <w:bCs/>
-              </w:rPr>
-              <w:t>Веха</w:t>
-            </w:r>
-          </w:p>
-        </w:tc>
-      </w:tr>
-      <w:tr>
-        <w:tc>
-          <w:tcPr>
-            <w:tcW w:w="2235" w:type="dxa"/>
-            <w:shd w:val="clear" w:color="auto" w:fill="auto"/>
-            <w:vAlign w:val="center"/>
-          </w:tcPr>
-          <w:p>
-            <w:pPr>
-              <w:jc w:val="center"/>
-            </w:pPr>
-            <w:r>
-              <w:t>1-6</w:t>
-            </w:r>
-          </w:p>
-        </w:tc>
-        <w:tc>
-          <w:tcPr>
-            <w:tcW w:w="4677" w:type="dxa"/>
-            <w:shd w:val="clear" w:color="auto" w:fill="auto"/>
-            <w:vAlign w:val="center"/>
-          </w:tcPr>
-          <w:p>
-            <w:pPr>
-              <w:jc w:val="center"/>
-            </w:pPr>
-            <w:r>
-              <w:t xml:space="preserve">Углубленный анализ требований. Проектирование архитектуры, </w:t>
-            </w:r>
-            <w:r>
-              <w:rPr>
-                <w:lang w:val="en-US"/>
-              </w:rPr>
-              <w:t>UML</w:t>
-            </w:r>
-            <w:r>
-              <w:t>-</w:t>
-            </w:r>
-            <w:r>
-              <w:t>диаграммы, проектирование БД. Настройка среды разработки</w:t>
-            </w:r>
-          </w:p>
-        </w:tc>
-        <w:tc>
-          <w:tcPr>
-            <w:tcW w:w="2375" w:type="dxa"/>
-            <w:shd w:val="clear" w:color="auto" w:fill="auto"/>
-            <w:vAlign w:val="center"/>
-          </w:tcPr>
-          <w:p>
-            <w:pPr>
-              <w:jc w:val="center"/>
-            </w:pPr>
-            <w:r>
-              <w:t>Веха 1</w:t>
-            </w:r>
-            <w:r>
-              <w:rPr>
-                <w:lang w:val="en-US"/>
-              </w:rPr>
-              <w:t xml:space="preserve">: </w:t>
-            </w:r>
-            <w:r>
-              <w:t>завершение проектирования</w:t>
-            </w:r>
-          </w:p>
-        </w:tc>
-      </w:tr>
-      <w:tr>
-        <w:tc>
-          <w:tcPr>
-            <w:tcW w:w="2235" w:type="dxa"/>
-            <w:shd w:val="clear" w:color="auto" w:fill="auto"/>
-            <w:vAlign w:val="center"/>
-          </w:tcPr>
-          <w:p>
-            <w:pPr>
-              <w:jc w:val="center"/>
-            </w:pPr>
-            <w:r>
-              <w:lastRenderedPageBreak/>
-              <w:t>7-10</w:t>
-            </w:r>
-          </w:p>
-        </w:tc>
-        <w:tc>
-          <w:tcPr>
-            <w:tcW w:w="4677" w:type="dxa"/>
-            <w:shd w:val="clear" w:color="auto" w:fill="auto"/>
-            <w:vAlign w:val="center"/>
-          </w:tcPr>
-          <w:p>
-            <w:pPr>
-              <w:jc w:val="center"/>
-            </w:pPr>
-            <w:r>
-              <w:t xml:space="preserve">Разработка моделей </w:t>
-            </w:r>
-            <w:r>
-              <w:rPr>
-                <w:lang w:val="en-US"/>
-              </w:rPr>
-              <w:t>Django</w:t>
-            </w:r>
-            <w:r>
-              <w:t xml:space="preserve">. Реализация </w:t>
-            </w:r>
-            <w:r>
-              <w:rPr>
-                <w:lang w:val="en-US"/>
-              </w:rPr>
-              <w:t>REST</w:t>
-            </w:r>
-            <w:r>
-              <w:t xml:space="preserve"> </w:t>
-            </w:r>
-            <w:r>
-              <w:rPr>
-                <w:lang w:val="en-US"/>
-              </w:rPr>
-              <w:t>API</w:t>
-            </w:r>
-            <w:r>
-              <w:t xml:space="preserve"> (</w:t>
-            </w:r>
-            <w:r>
-              <w:rPr>
-                <w:lang w:val="en-US"/>
-              </w:rPr>
-              <w:t>CRUD</w:t>
-            </w:r>
-            <w:r>
-              <w:t xml:space="preserve"> </w:t>
-            </w:r>
-            <w:r>
-              <w:t>для пользователей, услуг, заказов</w:t>
-            </w:r>
-            <w:r>
-              <w:t>)</w:t>
-            </w:r>
-            <w:r>
-              <w:t>. Реализация аутентификации</w:t>
-            </w:r>
-          </w:p>
-        </w:tc>
-        <w:tc>
-          <w:tcPr>
-            <w:tcW w:w="2375" w:type="dxa"/>
-            <w:shd w:val="clear" w:color="auto" w:fill="auto"/>
-            <w:vAlign w:val="center"/>
-          </w:tcPr>
-          <w:p>
-            <w:pPr>
-              <w:jc w:val="center"/>
-            </w:pPr>
-            <w:r>
-              <w:t>Веха 2</w:t>
-            </w:r>
-            <w:r>
-              <w:t xml:space="preserve">: </w:t>
-            </w:r>
-            <w:r>
-              <w:t xml:space="preserve">готовый базовый </w:t>
-            </w:r>
-            <w:proofErr w:type="spellStart"/>
-            <w:r>
-              <w:t>бэкенд</w:t>
-            </w:r>
-            <w:proofErr w:type="spellEnd"/>
-            <w:r>
-              <w:t xml:space="preserve"> и </w:t>
-            </w:r>
-            <w:r>
-              <w:rPr>
-                <w:lang w:val="en-US"/>
-              </w:rPr>
-              <w:t>API</w:t>
-            </w:r>
-          </w:p>
-        </w:tc>
-      </w:tr>
-      <w:tr>
-        <w:tc>
-          <w:tcPr>
-            <w:tcW w:w="2235" w:type="dxa"/>
-            <w:shd w:val="clear" w:color="auto" w:fill="auto"/>
-            <w:vAlign w:val="center"/>
-          </w:tcPr>
-          <w:p>
-            <w:pPr>
-              <w:jc w:val="center"/>
-            </w:pPr>
-            <w:r>
-              <w:t>11-12</w:t>
-            </w:r>
-          </w:p>
-        </w:tc>
-        <w:tc>
-          <w:tcPr>
-            <w:tcW w:w="4677" w:type="dxa"/>
-            <w:shd w:val="clear" w:color="auto" w:fill="auto"/>
-            <w:vAlign w:val="center"/>
-          </w:tcPr>
-          <w:p>
-            <w:pPr>
-              <w:jc w:val="center"/>
-            </w:pPr>
-            <w:r>
-              <w:t xml:space="preserve">Разработка </w:t>
-            </w:r>
-            <w:proofErr w:type="spellStart"/>
-            <w:r>
-              <w:t>фронтенда</w:t>
-            </w:r>
-            <w:proofErr w:type="spellEnd"/>
-            <w:r>
-              <w:t xml:space="preserve"> для клиентов и менеджеров. Интеграция с </w:t>
-            </w:r>
-            <w:proofErr w:type="spellStart"/>
-            <w:r>
-              <w:t>бэкендом</w:t>
-            </w:r>
-            <w:proofErr w:type="spellEnd"/>
-            <w:r>
-              <w:t>.</w:t>
-            </w:r>
-          </w:p>
-        </w:tc>
-        <w:tc>
-          <w:tcPr>
-            <w:tcW w:w="2375" w:type="dxa"/>
-            <w:shd w:val="clear" w:color="auto" w:fill="auto"/>
-            <w:vAlign w:val="center"/>
-          </w:tcPr>
-          <w:p>
-            <w:pPr>
-              <w:jc w:val="center"/>
-            </w:pPr>
-            <w:r>
-              <w:t>Веха 3</w:t>
-            </w:r>
-            <w:r>
-              <w:rPr>
-                <w:lang w:val="en-US"/>
-              </w:rPr>
-              <w:t xml:space="preserve">: </w:t>
-            </w:r>
-            <w:r>
-              <w:t>готовые основные интерфейсы</w:t>
-            </w:r>
-          </w:p>
-        </w:tc>
-      </w:tr>
-      <w:tr>
-        <w:tc>
-          <w:tcPr>
-            <w:tcW w:w="2235" w:type="dxa"/>
-            <w:shd w:val="clear" w:color="auto" w:fill="auto"/>
-            <w:vAlign w:val="center"/>
-          </w:tcPr>
-          <w:p>
-            <w:pPr>
-              <w:jc w:val="center"/>
-            </w:pPr>
-            <w:r>
-              <w:t>13-15</w:t>
-            </w:r>
-          </w:p>
-        </w:tc>
-        <w:tc>
-          <w:tcPr>
-            <w:tcW w:w="4677" w:type="dxa"/>
-            <w:shd w:val="clear" w:color="auto" w:fill="auto"/>
-            <w:vAlign w:val="center"/>
-          </w:tcPr>
-          <w:p>
-            <w:pPr>
-              <w:jc w:val="center"/>
-            </w:pPr>
-            <w:r>
-              <w:t>Комплексное тестирование. Исправление ошибок. Развертывание на облачном хостинге. Подготовка документации.</w:t>
-            </w:r>
-          </w:p>
-        </w:tc>
-        <w:tc>
-          <w:tcPr>
-            <w:tcW w:w="2375" w:type="dxa"/>
-            <w:shd w:val="clear" w:color="auto" w:fill="auto"/>
-            <w:vAlign w:val="center"/>
-          </w:tcPr>
-          <w:p>
-            <w:pPr>
-              <w:jc w:val="center"/>
-            </w:pPr>
-            <w:r>
-              <w:t>Веха 4</w:t>
-            </w:r>
-            <w:r>
-              <w:t xml:space="preserve">: </w:t>
-            </w:r>
-            <w:r>
-              <w:t>система развернута и протестирована</w:t>
-            </w:r>
-          </w:p>
-        </w:tc>
-      </w:tr>
-      <w:tr>
-        <w:tc>
-          <w:tcPr>
-            <w:tcW w:w="2235" w:type="dxa"/>
-            <w:shd w:val="clear" w:color="auto" w:fill="auto"/>
-            <w:vAlign w:val="center"/>
-          </w:tcPr>
-          <w:p>
-            <w:pPr>
-              <w:jc w:val="center"/>
-            </w:pPr>
-            <w:r>
-              <w:t>16</w:t>
-            </w:r>
-          </w:p>
-        </w:tc>
-        <w:tc>
-          <w:tcPr>
-            <w:tcW w:w="4677" w:type="dxa"/>
-            <w:shd w:val="clear" w:color="auto" w:fill="auto"/>
-            <w:vAlign w:val="center"/>
-          </w:tcPr>
-          <w:p>
-            <w:pPr>
-              <w:jc w:val="center"/>
-            </w:pPr>
-            <w:r>
-              <w:t>Подготовка к демонстрации. Финальная презентация.</w:t>
-            </w:r>
-          </w:p>
-        </w:tc>
-        <w:tc>
-          <w:tcPr>
-            <w:tcW w:w="2375" w:type="dxa"/>
-            <w:shd w:val="clear" w:color="auto" w:fill="auto"/>
-            <w:vAlign w:val="center"/>
-          </w:tcPr>
-          <w:p>
-            <w:pPr>
-              <w:jc w:val="center"/>
-            </w:pPr>
-            <w:r>
-              <w:t>Веха 5</w:t>
-            </w:r>
-            <w:r>
-              <w:rPr>
-                <w:lang w:val="en-US"/>
-              </w:rPr>
-              <w:t xml:space="preserve">: </w:t>
-            </w:r>
-            <w:r>
-              <w:t>защита проекта</w:t>
-            </w:r>
-          </w:p>
-        </w:tc>
-      </w:tr>
-    </w:tbl>
-    <w:p/>
-    <w:p/>
-    <w:p/>
+        <w:ind w:left="-1701" w:right="-1134"/>
+        <w:jc w:val="center"/>
+      </w:pPr>
+      <w:r>
+        <w:rPr>
+          <w:noProof/>
+        </w:rPr>
+        <w:lastRenderedPageBreak/>
+        <w:drawing>
+          <wp:inline distT="0" distB="0" distL="0" distR="0" wp14:anchorId="531FA590" wp14:editId="116CC10A">
+            <wp:extent cx="7220083" cy="3546764"/>
+            <wp:effectExtent l="0" t="0" r="0" b="0"/>
+            <wp:docPr id="1" name="Рисунок 1"/>
+            <wp:cNvGraphicFramePr>
+              <a:graphicFrameLocks xmlns:a="http://schemas.openxmlformats.org/drawingml/2006/main" noChangeAspect="1"/>
+            </wp:cNvGraphicFramePr>
+            <a:graphic xmlns:a="http://schemas.openxmlformats.org/drawingml/2006/main">
+              <a:graphicData uri="http://schemas.openxmlformats.org/drawingml/2006/picture">
+                <pic:pic xmlns:pic="http://schemas.openxmlformats.org/drawingml/2006/picture">
+                  <pic:nvPicPr>
+                    <pic:cNvPr id="1" name=""/>
+                    <pic:cNvPicPr/>
+                  </pic:nvPicPr>
+                  <pic:blipFill>
+                    <a:blip r:embed="rId7"/>
+                    <a:stretch>
+                      <a:fillRect/>
+                    </a:stretch>
+                  </pic:blipFill>
+                  <pic:spPr>
+                    <a:xfrm>
+                      <a:off x="0" y="0"/>
+                      <a:ext cx="7250519" cy="3561715"/>
+                    </a:xfrm>
+                    <a:prstGeom prst="rect">
+                      <a:avLst/>
+                    </a:prstGeom>
+                  </pic:spPr>
+                </pic:pic>
+              </a:graphicData>
+            </a:graphic>
+          </wp:inline>
+        </w:drawing>
+      </w:r>
+    </w:p>
     <w:p/>
     <w:p/>
     <w:p/>
@@ -5812,7 +5441,7 @@
       </w:r>
     </w:p>
     <w:sectPr>
-      <w:footerReference w:type="default" r:id="rId7"/>
+      <w:footerReference w:type="default" r:id="rId8"/>
       <w:footnotePr>
         <w:numFmt w:val="chicago"/>
       </w:footnotePr>
@@ -10427,7 +10056,13 @@
     <w:lsdException w:name="Hyperlink" w:uiPriority="99"/>
     <w:lsdException w:name="Strong" w:uiPriority="22" w:qFormat="1"/>
     <w:lsdException w:name="Emphasis" w:qFormat="1"/>
+    <w:lsdException w:name="HTML Keyboard" w:semiHidden="1" w:unhideWhenUsed="1"/>
     <w:lsdException w:name="Normal Table" w:semiHidden="1" w:unhideWhenUsed="1"/>
+    <w:lsdException w:name="annotation subject" w:semiHidden="1" w:unhideWhenUsed="1"/>
+    <w:lsdException w:name="No List" w:semiHidden="1" w:unhideWhenUsed="1"/>
+    <w:lsdException w:name="Outline List 1" w:semiHidden="1" w:unhideWhenUsed="1"/>
+    <w:lsdException w:name="Outline List 2" w:semiHidden="1" w:unhideWhenUsed="1"/>
+    <w:lsdException w:name="Outline List 3" w:semiHidden="1" w:unhideWhenUsed="1"/>
     <w:lsdException w:name="Table Simple 1" w:semiHidden="1" w:unhideWhenUsed="1"/>
     <w:lsdException w:name="Table Simple 2" w:semiHidden="1" w:unhideWhenUsed="1"/>
     <w:lsdException w:name="Table Simple 3" w:semiHidden="1" w:unhideWhenUsed="1"/>
@@ -10470,6 +10105,7 @@
     <w:lsdException w:name="Table Web 1" w:semiHidden="1" w:unhideWhenUsed="1"/>
     <w:lsdException w:name="Table Web 2" w:semiHidden="1" w:unhideWhenUsed="1"/>
     <w:lsdException w:name="Table Web 3" w:semiHidden="1" w:unhideWhenUsed="1"/>
+    <w:lsdException w:name="Balloon Text" w:semiHidden="1" w:unhideWhenUsed="1"/>
     <w:lsdException w:name="Table Theme" w:semiHidden="1" w:unhideWhenUsed="1"/>
     <w:lsdException w:name="Placeholder Text" w:semiHidden="1" w:uiPriority="99"/>
     <w:lsdException w:name="No Spacing" w:uiPriority="1" w:qFormat="1"/>
